--- a/template_corp_amend.docx
+++ b/template_corp_amend.docx
@@ -1,6 +1,6 @@
 
 <file path=word/document.xml><?xml version="1.0" encoding="utf-8"?>
-<w:document xmlns:wpc="http://schemas.microsoft.com/office/word/2010/wordprocessingCanvas" xmlns:cx="http://schemas.microsoft.com/office/drawing/2014/chartex" xmlns:cx1="http://schemas.microsoft.com/office/drawing/2015/9/8/chartex" xmlns:cx2="http://schemas.microsoft.com/office/drawing/2015/10/21/chartex" xmlns:cx3="http://schemas.microsoft.com/office/drawing/2016/5/9/chartex" xmlns:cx4="http://schemas.microsoft.com/office/drawing/2016/5/10/chartex" xmlns:cx5="http://schemas.microsoft.com/office/drawing/2016/5/11/chartex" xmlns:cx6="http://schemas.microsoft.com/office/drawing/2016/5/12/chartex" xmlns:cx7="http://schemas.microsoft.com/office/drawing/2016/5/13/chartex" xmlns:cx8="http://schemas.microsoft.com/office/drawing/2016/5/14/chartex" xmlns:mc="http://schemas.openxmlformats.org/markup-compatibility/2006" xmlns:aink="http://schemas.microsoft.com/office/drawing/2016/ink" xmlns:am3d="http://schemas.microsoft.com/office/drawing/2017/model3d" xmlns:o="urn:schemas-microsoft-com:office:office" xmlns:oel="http://schemas.microsoft.com/office/2019/extlst" xmlns:r="http://schemas.openxmlformats.org/officeDocument/2006/relationships" xmlns:m="http://schemas.openxmlformats.org/officeDocument/2006/math" xmlns:v="urn:schemas-microsoft-com:vml" xmlns:wp14="http://schemas.microsoft.com/office/word/2010/wordprocessingDrawing" xmlns:wp="http://schemas.openxmlformats.org/drawingml/2006/wordprocessingDrawing" xmlns:w10="urn:schemas-microsoft-com:office:word" xmlns:w="http://schemas.openxmlformats.org/wordprocessingml/2006/main" xmlns:w14="http://schemas.microsoft.com/office/word/2010/wordml" xmlns:w15="http://schemas.microsoft.com/office/word/2012/wordml" xmlns:w16cex="http://schemas.microsoft.com/office/word/2018/wordml/cex" xmlns:w16cid="http://schemas.microsoft.com/office/word/2016/wordml/cid" xmlns:w16="http://schemas.microsoft.com/office/word/2018/wordml" xmlns:w16du="http://schemas.microsoft.com/office/word/2023/wordml/word16du" xmlns:w16sdtdh="http://schemas.microsoft.com/office/word/2020/wordml/sdtdatahash" xmlns:w16sdtfl="http://schemas.microsoft.com/office/word/2024/wordml/sdtformatlock" xmlns:w16se="http://schemas.microsoft.com/office/word/2015/wordml/symex" xmlns:wpg="http://schemas.microsoft.com/office/word/2010/wordprocessingGroup" xmlns:wpi="http://schemas.microsoft.com/office/word/2010/wordprocessingInk" xmlns:wne="http://schemas.microsoft.com/office/word/2006/wordml" xmlns:wps="http://schemas.microsoft.com/office/word/2010/wordprocessingShape" mc:Ignorable="w14 w15 w16se w16cid w16 w16cex w16sdtdh w16sdtfl w16du wp14">
+<w:document xmlns:wpc="http://schemas.microsoft.com/office/word/2010/wordprocessingCanvas" xmlns:cx="http://schemas.microsoft.com/office/drawing/2014/chartex" xmlns:cx1="http://schemas.microsoft.com/office/drawing/2015/9/8/chartex" xmlns:cx2="http://schemas.microsoft.com/office/drawing/2015/10/21/chartex" xmlns:cx3="http://schemas.microsoft.com/office/drawing/2016/5/9/chartex" xmlns:cx4="http://schemas.microsoft.com/office/drawing/2016/5/10/chartex" xmlns:cx5="http://schemas.microsoft.com/office/drawing/2016/5/11/chartex" xmlns:cx6="http://schemas.microsoft.com/office/drawing/2016/5/12/chartex" xmlns:cx7="http://schemas.microsoft.com/office/drawing/2016/5/13/chartex" xmlns:cx8="http://schemas.microsoft.com/office/drawing/2016/5/14/chartex" xmlns:mc="http://schemas.openxmlformats.org/markup-compatibility/2006" xmlns:aink="http://schemas.microsoft.com/office/drawing/2016/ink" xmlns:am3d="http://schemas.microsoft.com/office/drawing/2017/model3d" xmlns:o="urn:schemas-microsoft-com:office:office" xmlns:oel="http://schemas.microsoft.com/office/2019/extlst" xmlns:r="http://schemas.openxmlformats.org/officeDocument/2006/relationships" xmlns:m="http://schemas.openxmlformats.org/officeDocument/2006/math" xmlns:v="urn:schemas-microsoft-com:vml" xmlns:wp14="http://schemas.microsoft.com/office/word/2010/wordprocessingDrawing" xmlns:wp="http://schemas.openxmlformats.org/drawingml/2006/wordprocessingDrawing" xmlns:w10="urn:schemas-microsoft-com:office:word" xmlns:w="http://schemas.openxmlformats.org/wordprocessingml/2006/main" xmlns:w14="http://schemas.microsoft.com/office/word/2010/wordml" xmlns:w15="http://schemas.microsoft.com/office/word/2012/wordml" xmlns:w16cei="http://schemas.microsoft.com/office/word/2026/wordml/cei" xmlns:w16cex="http://schemas.microsoft.com/office/word/2018/wordml/cex" xmlns:w16cid="http://schemas.microsoft.com/office/word/2016/wordml/cid" xmlns:w16="http://schemas.microsoft.com/office/word/2018/wordml" xmlns:w16du="http://schemas.microsoft.com/office/word/2023/wordml/word16du" xmlns:w16sdtdh="http://schemas.microsoft.com/office/word/2020/wordml/sdtdatahash" xmlns:w16sdtfl="http://schemas.microsoft.com/office/word/2024/wordml/sdtformatlock" xmlns:w16se="http://schemas.microsoft.com/office/word/2015/wordml/symex" xmlns:wpg="http://schemas.microsoft.com/office/word/2010/wordprocessingGroup" xmlns:wpi="http://schemas.microsoft.com/office/word/2010/wordprocessingInk" xmlns:wne="http://schemas.microsoft.com/office/word/2006/wordml" xmlns:wps="http://schemas.microsoft.com/office/word/2010/wordprocessingShape" mc:Ignorable="w14 w15 w16se w16cid w16 w16cex w16sdtdh w16sdtfl w16du wp14">
   <w:body>
     <w:tbl>
       <w:tblPr>
@@ -160,7 +160,7 @@
               <w:ind w:left="400"/>
               <w:jc w:val="left"/>
               <w:rPr>
-                <w:rFonts w:asciiTheme="minorEastAsia" w:eastAsiaTheme="minorEastAsia" w:hAnsiTheme="minorEastAsia" w:cs="굴림" w:hint="eastAsia"/>
+                <w:rFonts w:asciiTheme="minorEastAsia" w:eastAsiaTheme="minorEastAsia" w:hAnsiTheme="minorEastAsia" w:cs="굴림"/>
                 <w:color w:val="000000"/>
                 <w:kern w:val="0"/>
               </w:rPr>
@@ -268,7 +268,7 @@
               <w:ind w:left="400"/>
               <w:jc w:val="left"/>
               <w:rPr>
-                <w:rFonts w:asciiTheme="minorEastAsia" w:eastAsiaTheme="minorEastAsia" w:hAnsiTheme="minorEastAsia" w:cs="굴림" w:hint="eastAsia"/>
+                <w:rFonts w:asciiTheme="minorEastAsia" w:eastAsiaTheme="minorEastAsia" w:hAnsiTheme="minorEastAsia" w:cs="굴림"/>
                 <w:b/>
                 <w:bCs/>
                 <w:noProof/>
@@ -1408,10 +1408,26 @@
                     <w:rPr>
                       <w:rFonts w:asciiTheme="minorEastAsia" w:eastAsiaTheme="minorEastAsia" w:hAnsiTheme="minorEastAsia" w:cs="굴림"/>
                       <w:kern w:val="0"/>
-                      <w:sz w:val="18"/>
-                      <w:szCs w:val="18"/>
+                      <w:sz w:val="14"/>
+                      <w:szCs w:val="16"/>
                     </w:rPr>
                   </w:pPr>
+                  <w:r>
+                    <w:rPr>
+                      <w:rFonts w:asciiTheme="minorEastAsia" w:eastAsiaTheme="minorEastAsia" w:hAnsiTheme="minorEastAsia" w:cs="굴림" w:hint="eastAsia"/>
+                      <w:kern w:val="0"/>
+                      <w:sz w:val="14"/>
+                      <w:szCs w:val="16"/>
+                    </w:rPr>
+                    <w:t xml:space="preserve"> </w:t>
+                  </w:r>
+                  <w:r>
+                    <w:rPr>
+                      <w:sz w:val="14"/>
+                      <w:szCs w:val="16"/>
+                    </w:rPr>
+                    <w:t>{{ orig_prepay }}</w:t>
+                  </w:r>
                 </w:p>
               </w:tc>
               <w:tc>
@@ -1436,10 +1452,26 @@
                     <w:rPr>
                       <w:rFonts w:asciiTheme="minorEastAsia" w:eastAsiaTheme="minorEastAsia" w:hAnsiTheme="minorEastAsia" w:cs="굴림"/>
                       <w:kern w:val="0"/>
-                      <w:sz w:val="18"/>
-                      <w:szCs w:val="18"/>
+                      <w:sz w:val="14"/>
+                      <w:szCs w:val="16"/>
                     </w:rPr>
                   </w:pPr>
+                  <w:r>
+                    <w:rPr>
+                      <w:rFonts w:asciiTheme="minorEastAsia" w:eastAsiaTheme="minorEastAsia" w:hAnsiTheme="minorEastAsia" w:cs="굴림" w:hint="eastAsia"/>
+                      <w:kern w:val="0"/>
+                      <w:sz w:val="14"/>
+                      <w:szCs w:val="16"/>
+                    </w:rPr>
+                    <w:t xml:space="preserve"> </w:t>
+                  </w:r>
+                  <w:r>
+                    <w:rPr>
+                      <w:sz w:val="14"/>
+                      <w:szCs w:val="16"/>
+                    </w:rPr>
+                    <w:t>{{ new_prepay }}</w:t>
+                  </w:r>
                 </w:p>
               </w:tc>
               <w:tc>
@@ -1463,10 +1495,26 @@
                     <w:rPr>
                       <w:rFonts w:asciiTheme="minorEastAsia" w:eastAsiaTheme="minorEastAsia" w:hAnsiTheme="minorEastAsia" w:cs="굴림"/>
                       <w:kern w:val="0"/>
-                      <w:sz w:val="18"/>
-                      <w:szCs w:val="18"/>
+                      <w:sz w:val="14"/>
+                      <w:szCs w:val="16"/>
                     </w:rPr>
                   </w:pPr>
+                  <w:r>
+                    <w:rPr>
+                      <w:rFonts w:asciiTheme="minorEastAsia" w:eastAsiaTheme="minorEastAsia" w:hAnsiTheme="minorEastAsia" w:cs="굴림" w:hint="eastAsia"/>
+                      <w:kern w:val="0"/>
+                      <w:sz w:val="14"/>
+                      <w:szCs w:val="16"/>
+                    </w:rPr>
+                    <w:t xml:space="preserve"> {</w:t>
+                  </w:r>
+                  <w:r>
+                    <w:rPr>
+                      <w:sz w:val="14"/>
+                      <w:szCs w:val="16"/>
+                    </w:rPr>
+                    <w:t>{ new_prepay_date }}</w:t>
+                  </w:r>
                 </w:p>
               </w:tc>
               <w:tc>
@@ -1563,10 +1611,26 @@
                     <w:rPr>
                       <w:rFonts w:asciiTheme="minorEastAsia" w:eastAsiaTheme="minorEastAsia" w:hAnsiTheme="minorEastAsia" w:cs="굴림"/>
                       <w:kern w:val="0"/>
-                      <w:sz w:val="18"/>
-                      <w:szCs w:val="18"/>
+                      <w:sz w:val="14"/>
+                      <w:szCs w:val="16"/>
                     </w:rPr>
                   </w:pPr>
+                  <w:r>
+                    <w:rPr>
+                      <w:rFonts w:asciiTheme="minorEastAsia" w:eastAsiaTheme="minorEastAsia" w:hAnsiTheme="minorEastAsia" w:cs="굴림" w:hint="eastAsia"/>
+                      <w:kern w:val="0"/>
+                      <w:sz w:val="14"/>
+                      <w:szCs w:val="16"/>
+                    </w:rPr>
+                    <w:t xml:space="preserve"> </w:t>
+                  </w:r>
+                  <w:r>
+                    <w:rPr>
+                      <w:sz w:val="14"/>
+                      <w:szCs w:val="16"/>
+                    </w:rPr>
+                    <w:t>{{ orig_balance }}</w:t>
+                  </w:r>
                 </w:p>
               </w:tc>
               <w:tc>
@@ -1590,10 +1654,26 @@
                     <w:rPr>
                       <w:rFonts w:asciiTheme="minorEastAsia" w:eastAsiaTheme="minorEastAsia" w:hAnsiTheme="minorEastAsia" w:cs="굴림"/>
                       <w:kern w:val="0"/>
-                      <w:sz w:val="18"/>
-                      <w:szCs w:val="18"/>
+                      <w:sz w:val="14"/>
+                      <w:szCs w:val="16"/>
                     </w:rPr>
                   </w:pPr>
+                  <w:r>
+                    <w:rPr>
+                      <w:rFonts w:asciiTheme="minorEastAsia" w:eastAsiaTheme="minorEastAsia" w:hAnsiTheme="minorEastAsia" w:cs="굴림" w:hint="eastAsia"/>
+                      <w:kern w:val="0"/>
+                      <w:sz w:val="14"/>
+                      <w:szCs w:val="16"/>
+                    </w:rPr>
+                    <w:t xml:space="preserve"> </w:t>
+                  </w:r>
+                  <w:r>
+                    <w:rPr>
+                      <w:sz w:val="14"/>
+                      <w:szCs w:val="16"/>
+                    </w:rPr>
+                    <w:t>{{ new_balance }}</w:t>
+                  </w:r>
                 </w:p>
               </w:tc>
               <w:tc>
@@ -1617,10 +1697,26 @@
                     <w:rPr>
                       <w:rFonts w:asciiTheme="minorEastAsia" w:eastAsiaTheme="minorEastAsia" w:hAnsiTheme="minorEastAsia" w:cs="굴림"/>
                       <w:kern w:val="0"/>
-                      <w:sz w:val="18"/>
-                      <w:szCs w:val="18"/>
+                      <w:sz w:val="14"/>
+                      <w:szCs w:val="16"/>
                     </w:rPr>
                   </w:pPr>
+                  <w:r>
+                    <w:rPr>
+                      <w:rFonts w:asciiTheme="minorEastAsia" w:eastAsiaTheme="minorEastAsia" w:hAnsiTheme="minorEastAsia" w:cs="굴림" w:hint="eastAsia"/>
+                      <w:kern w:val="0"/>
+                      <w:sz w:val="14"/>
+                      <w:szCs w:val="16"/>
+                    </w:rPr>
+                    <w:t xml:space="preserve"> </w:t>
+                  </w:r>
+                  <w:r>
+                    <w:rPr>
+                      <w:sz w:val="14"/>
+                      <w:szCs w:val="16"/>
+                    </w:rPr>
+                    <w:t>{{ new_balance_date }}</w:t>
+                  </w:r>
                 </w:p>
               </w:tc>
               <w:tc>
@@ -1707,10 +1803,26 @@
                     <w:rPr>
                       <w:rFonts w:asciiTheme="minorEastAsia" w:eastAsiaTheme="minorEastAsia" w:hAnsiTheme="minorEastAsia" w:cs="굴림"/>
                       <w:kern w:val="0"/>
-                      <w:sz w:val="18"/>
-                      <w:szCs w:val="18"/>
+                      <w:sz w:val="14"/>
+                      <w:szCs w:val="16"/>
                     </w:rPr>
                   </w:pPr>
+                  <w:r>
+                    <w:rPr>
+                      <w:rFonts w:asciiTheme="minorEastAsia" w:eastAsiaTheme="minorEastAsia" w:hAnsiTheme="minorEastAsia" w:cs="굴림" w:hint="eastAsia"/>
+                      <w:kern w:val="0"/>
+                      <w:sz w:val="14"/>
+                      <w:szCs w:val="16"/>
+                    </w:rPr>
+                    <w:t xml:space="preserve"> </w:t>
+                  </w:r>
+                  <w:r>
+                    <w:rPr>
+                      <w:sz w:val="14"/>
+                      <w:szCs w:val="16"/>
+                    </w:rPr>
+                    <w:t>{{ orig_total }}</w:t>
+                  </w:r>
                 </w:p>
               </w:tc>
               <w:tc>
@@ -1734,10 +1846,26 @@
                     <w:rPr>
                       <w:rFonts w:asciiTheme="minorEastAsia" w:eastAsiaTheme="minorEastAsia" w:hAnsiTheme="minorEastAsia" w:cs="굴림"/>
                       <w:kern w:val="0"/>
-                      <w:sz w:val="18"/>
-                      <w:szCs w:val="18"/>
+                      <w:sz w:val="14"/>
+                      <w:szCs w:val="16"/>
                     </w:rPr>
                   </w:pPr>
+                  <w:r>
+                    <w:rPr>
+                      <w:rFonts w:asciiTheme="minorEastAsia" w:eastAsiaTheme="minorEastAsia" w:hAnsiTheme="minorEastAsia" w:cs="굴림" w:hint="eastAsia"/>
+                      <w:kern w:val="0"/>
+                      <w:sz w:val="14"/>
+                      <w:szCs w:val="16"/>
+                    </w:rPr>
+                    <w:t xml:space="preserve"> </w:t>
+                  </w:r>
+                  <w:r>
+                    <w:rPr>
+                      <w:sz w:val="14"/>
+                      <w:szCs w:val="16"/>
+                    </w:rPr>
+                    <w:t>{{ new_total }}</w:t>
+                  </w:r>
                 </w:p>
               </w:tc>
               <w:tc>
@@ -1761,8 +1889,8 @@
                     <w:rPr>
                       <w:rFonts w:asciiTheme="minorEastAsia" w:eastAsiaTheme="minorEastAsia" w:hAnsiTheme="minorEastAsia" w:cs="굴림"/>
                       <w:kern w:val="0"/>
-                      <w:sz w:val="18"/>
-                      <w:szCs w:val="18"/>
+                      <w:sz w:val="14"/>
+                      <w:szCs w:val="16"/>
                     </w:rPr>
                   </w:pPr>
                 </w:p>
@@ -1831,7 +1959,25 @@
                 <w:sz w:val="18"/>
                 <w:szCs w:val="18"/>
               </w:rPr>
-              <w:t xml:space="preserve">일금              정( </w:t>
+              <w:t xml:space="preserve">일금 </w:t>
+            </w:r>
+            <w:r>
+              <w:t>{{ already_paid_kr }}</w:t>
+            </w:r>
+            <w:r>
+              <w:rPr>
+                <w:rFonts w:hint="eastAsia"/>
+              </w:rPr>
+              <w:t xml:space="preserve">원 </w:t>
+            </w:r>
+            <w:r>
+              <w:rPr>
+                <w:rFonts w:asciiTheme="minorEastAsia" w:eastAsiaTheme="minorEastAsia" w:hAnsiTheme="minorEastAsia" w:cs="굴림" w:hint="eastAsia"/>
+                <w:kern w:val="0"/>
+                <w:sz w:val="18"/>
+                <w:szCs w:val="18"/>
+              </w:rPr>
+              <w:t xml:space="preserve">            정( </w:t>
             </w:r>
             <w:r>
               <w:rPr>
@@ -1839,16 +1985,25 @@
                 <w:sz w:val="18"/>
                 <w:szCs w:val="18"/>
               </w:rPr>
-              <w:t xml:space="preserve">\              </w:t>
-            </w:r>
-            <w:r>
-              <w:rPr>
-                <w:rFonts w:asciiTheme="minorEastAsia" w:eastAsiaTheme="minorEastAsia" w:hAnsiTheme="minorEastAsia" w:cs="굴림" w:hint="eastAsia"/>
-                <w:kern w:val="0"/>
-                <w:sz w:val="18"/>
-                <w:szCs w:val="18"/>
-              </w:rPr>
-              <w:t xml:space="preserve">원정)은 </w:t>
+              <w:t>\</w:t>
+            </w:r>
+            <w:r>
+              <w:t>{{ already_paid_prepay }}</w:t>
+            </w:r>
+            <w:r>
+              <w:rPr>
+                <w:rFonts w:hint="eastAsia"/>
+              </w:rPr>
+              <w:t xml:space="preserve"> </w:t>
+            </w:r>
+            <w:r>
+              <w:rPr>
+                <w:rFonts w:asciiTheme="minorEastAsia" w:eastAsiaTheme="minorEastAsia" w:hAnsiTheme="minorEastAsia" w:cs="굴림" w:hint="eastAsia"/>
+                <w:kern w:val="0"/>
+                <w:sz w:val="18"/>
+                <w:szCs w:val="18"/>
+              </w:rPr>
+              <w:t xml:space="preserve">)은 </w:t>
             </w:r>
             <w:r>
               <w:rPr>
@@ -1914,67 +2069,25 @@
               <w:t>’</w:t>
             </w:r>
             <w:r>
-              <w:rPr>
-                <w:rFonts w:asciiTheme="minorEastAsia" w:eastAsiaTheme="minorEastAsia" w:hAnsiTheme="minorEastAsia" w:cs="굴림" w:hint="eastAsia"/>
-                <w:kern w:val="0"/>
-                <w:sz w:val="18"/>
-                <w:szCs w:val="18"/>
-              </w:rPr>
-              <w:t xml:space="preserve">에게 </w:t>
-            </w:r>
-            <w:r>
-              <w:rPr>
-                <w:rFonts w:asciiTheme="minorEastAsia" w:eastAsiaTheme="minorEastAsia" w:hAnsiTheme="minorEastAsia" w:cs="굴림" w:hint="eastAsia"/>
-                <w:kern w:val="0"/>
-                <w:sz w:val="18"/>
-                <w:szCs w:val="18"/>
-              </w:rPr>
-              <w:t xml:space="preserve">       </w:t>
-            </w:r>
-            <w:r>
-              <w:rPr>
-                <w:rFonts w:asciiTheme="minorEastAsia" w:eastAsiaTheme="minorEastAsia" w:hAnsiTheme="minorEastAsia" w:cs="굴림" w:hint="eastAsia"/>
-                <w:kern w:val="0"/>
-                <w:sz w:val="18"/>
-                <w:szCs w:val="18"/>
-              </w:rPr>
-              <w:t>년</w:t>
-            </w:r>
-            <w:r>
-              <w:rPr>
-                <w:rFonts w:asciiTheme="minorEastAsia" w:eastAsiaTheme="minorEastAsia" w:hAnsiTheme="minorEastAsia" w:cs="굴림" w:hint="eastAsia"/>
-                <w:kern w:val="0"/>
-                <w:sz w:val="18"/>
-                <w:szCs w:val="18"/>
-              </w:rPr>
-              <w:t xml:space="preserve">      </w:t>
-            </w:r>
-            <w:r>
-              <w:rPr>
-                <w:rFonts w:asciiTheme="minorEastAsia" w:eastAsiaTheme="minorEastAsia" w:hAnsiTheme="minorEastAsia" w:cs="굴림" w:hint="eastAsia"/>
-                <w:kern w:val="0"/>
-                <w:sz w:val="18"/>
-                <w:szCs w:val="18"/>
-              </w:rPr>
-              <w:t>월</w:t>
-            </w:r>
-            <w:r>
-              <w:rPr>
-                <w:rFonts w:asciiTheme="minorEastAsia" w:eastAsiaTheme="minorEastAsia" w:hAnsiTheme="minorEastAsia" w:cs="굴림" w:hint="eastAsia"/>
-                <w:kern w:val="0"/>
-                <w:sz w:val="18"/>
-                <w:szCs w:val="18"/>
-              </w:rPr>
-              <w:t xml:space="preserve">      </w:t>
-            </w:r>
-            <w:r>
-              <w:rPr>
-                <w:rFonts w:asciiTheme="minorEastAsia" w:eastAsiaTheme="minorEastAsia" w:hAnsiTheme="minorEastAsia" w:cs="굴림" w:hint="eastAsia"/>
-                <w:kern w:val="0"/>
-                <w:sz w:val="18"/>
-                <w:szCs w:val="18"/>
-              </w:rPr>
-              <w:t>일  지급 완료하였음을 확인한다</w:t>
+              <w:t xml:space="preserve"> </w:t>
+            </w:r>
+            <w:r>
+              <w:t>{{ already_paid_ymd }}</w:t>
+            </w:r>
+            <w:r>
+              <w:rPr>
+                <w:rFonts w:hint="eastAsia"/>
+              </w:rPr>
+              <w:t xml:space="preserve"> </w:t>
+            </w:r>
+            <w:r>
+              <w:rPr>
+                <w:rFonts w:asciiTheme="minorEastAsia" w:eastAsiaTheme="minorEastAsia" w:hAnsiTheme="minorEastAsia" w:cs="굴림" w:hint="eastAsia"/>
+                <w:kern w:val="0"/>
+                <w:sz w:val="18"/>
+                <w:szCs w:val="18"/>
+              </w:rPr>
+              <w:t>지급 완료하였음을 확인한다</w:t>
             </w:r>
             <w:commentRangeEnd w:id="2"/>
             <w:r>
@@ -2352,6 +2465,18 @@
                       <w:szCs w:val="18"/>
                     </w:rPr>
                   </w:pPr>
+                  <w:r>
+                    <w:rPr>
+                      <w:rFonts w:asciiTheme="minorEastAsia" w:eastAsiaTheme="minorEastAsia" w:hAnsiTheme="minorEastAsia" w:cs="굴림" w:hint="eastAsia"/>
+                      <w:kern w:val="0"/>
+                      <w:sz w:val="18"/>
+                      <w:szCs w:val="18"/>
+                    </w:rPr>
+                    <w:t xml:space="preserve"> </w:t>
+                  </w:r>
+                  <w:r>
+                    <w:t>{{ orig_task }}</w:t>
+                  </w:r>
                 </w:p>
               </w:tc>
               <w:tc>
@@ -2380,6 +2505,18 @@
                       <w:szCs w:val="18"/>
                     </w:rPr>
                   </w:pPr>
+                  <w:r>
+                    <w:rPr>
+                      <w:rFonts w:asciiTheme="minorEastAsia" w:eastAsiaTheme="minorEastAsia" w:hAnsiTheme="minorEastAsia" w:cs="굴림" w:hint="eastAsia"/>
+                      <w:kern w:val="0"/>
+                      <w:sz w:val="18"/>
+                      <w:szCs w:val="18"/>
+                    </w:rPr>
+                    <w:t xml:space="preserve"> </w:t>
+                  </w:r>
+                  <w:r>
+                    <w:t>{{ new_task }}</w:t>
+                  </w:r>
                 </w:p>
               </w:tc>
               <w:tc>
@@ -2537,7 +2674,19 @@
                 <w:sz w:val="18"/>
                 <w:szCs w:val="18"/>
               </w:rPr>
-              <w:t xml:space="preserve">       </w:t>
+              <w:t xml:space="preserve"> </w:t>
+            </w:r>
+            <w:r>
+              <w:t>{{ orig_delivery_y</w:t>
+            </w:r>
+            <w:r>
+              <w:rPr>
+                <w:rFonts w:hint="eastAsia"/>
+              </w:rPr>
+              <w:t>md</w:t>
+            </w:r>
+            <w:r>
+              <w:t xml:space="preserve"> }}</w:t>
             </w:r>
             <w:r>
               <w:rPr>
@@ -2545,7 +2694,7 @@
                 <w:sz w:val="18"/>
                 <w:szCs w:val="18"/>
               </w:rPr>
-              <w:t>년</w:t>
+              <w:t>에서</w:t>
             </w:r>
             <w:r>
               <w:rPr>
@@ -2553,7 +2702,19 @@
                 <w:sz w:val="18"/>
                 <w:szCs w:val="18"/>
               </w:rPr>
-              <w:t xml:space="preserve">      </w:t>
+              <w:t xml:space="preserve"> </w:t>
+            </w:r>
+            <w:r>
+              <w:t>{{ new_delivery_</w:t>
+            </w:r>
+            <w:r>
+              <w:rPr>
+                <w:rFonts w:hint="eastAsia"/>
+              </w:rPr>
+              <w:t>ym</w:t>
+            </w:r>
+            <w:r>
+              <w:t>d }}</w:t>
             </w:r>
             <w:r>
               <w:rPr>
@@ -2561,71 +2722,7 @@
                 <w:sz w:val="18"/>
                 <w:szCs w:val="18"/>
               </w:rPr>
-              <w:t>월</w:t>
-            </w:r>
-            <w:r>
-              <w:rPr>
-                <w:rFonts w:asciiTheme="minorEastAsia" w:eastAsiaTheme="minorEastAsia" w:hAnsiTheme="minorEastAsia" w:hint="eastAsia"/>
-                <w:sz w:val="18"/>
-                <w:szCs w:val="18"/>
-              </w:rPr>
-              <w:t xml:space="preserve">     </w:t>
-            </w:r>
-            <w:r>
-              <w:rPr>
-                <w:rFonts w:asciiTheme="minorEastAsia" w:eastAsiaTheme="minorEastAsia" w:hAnsiTheme="minorEastAsia" w:hint="eastAsia"/>
-                <w:sz w:val="18"/>
-                <w:szCs w:val="18"/>
-              </w:rPr>
-              <w:t>일에서</w:t>
-            </w:r>
-            <w:r>
-              <w:rPr>
-                <w:rFonts w:asciiTheme="minorEastAsia" w:eastAsiaTheme="minorEastAsia" w:hAnsiTheme="minorEastAsia" w:hint="eastAsia"/>
-                <w:sz w:val="18"/>
-                <w:szCs w:val="18"/>
-              </w:rPr>
-              <w:t xml:space="preserve">      </w:t>
-            </w:r>
-            <w:r>
-              <w:rPr>
-                <w:rFonts w:asciiTheme="minorEastAsia" w:eastAsiaTheme="minorEastAsia" w:hAnsiTheme="minorEastAsia" w:hint="eastAsia"/>
-                <w:sz w:val="18"/>
-                <w:szCs w:val="18"/>
-              </w:rPr>
-              <w:t>년</w:t>
-            </w:r>
-            <w:r>
-              <w:rPr>
-                <w:rFonts w:asciiTheme="minorEastAsia" w:eastAsiaTheme="minorEastAsia" w:hAnsiTheme="minorEastAsia" w:hint="eastAsia"/>
-                <w:sz w:val="18"/>
-                <w:szCs w:val="18"/>
-              </w:rPr>
-              <w:t xml:space="preserve">     </w:t>
-            </w:r>
-            <w:r>
-              <w:rPr>
-                <w:rFonts w:asciiTheme="minorEastAsia" w:eastAsiaTheme="minorEastAsia" w:hAnsiTheme="minorEastAsia" w:hint="eastAsia"/>
-                <w:sz w:val="18"/>
-                <w:szCs w:val="18"/>
-              </w:rPr>
-              <w:t>월</w:t>
-            </w:r>
-            <w:r>
-              <w:rPr>
-                <w:rFonts w:asciiTheme="minorEastAsia" w:eastAsiaTheme="minorEastAsia" w:hAnsiTheme="minorEastAsia" w:hint="eastAsia"/>
-                <w:sz w:val="18"/>
-                <w:szCs w:val="18"/>
-              </w:rPr>
-              <w:t xml:space="preserve">     </w:t>
-            </w:r>
-            <w:r>
-              <w:rPr>
-                <w:rFonts w:asciiTheme="minorEastAsia" w:eastAsiaTheme="minorEastAsia" w:hAnsiTheme="minorEastAsia" w:hint="eastAsia"/>
-                <w:sz w:val="18"/>
-                <w:szCs w:val="18"/>
-              </w:rPr>
-              <w:t>일로 변경</w:t>
+              <w:t>로 변경</w:t>
             </w:r>
             <w:permEnd w:id="506802566"/>
           </w:p>
@@ -4129,7 +4226,7 @@
 </file>
 
 <file path=word/comments.xml><?xml version="1.0" encoding="utf-8"?>
-<w:comments xmlns:wpc="http://schemas.microsoft.com/office/word/2010/wordprocessingCanvas" xmlns:cx="http://schemas.microsoft.com/office/drawing/2014/chartex" xmlns:cx1="http://schemas.microsoft.com/office/drawing/2015/9/8/chartex" xmlns:cx2="http://schemas.microsoft.com/office/drawing/2015/10/21/chartex" xmlns:cx3="http://schemas.microsoft.com/office/drawing/2016/5/9/chartex" xmlns:cx4="http://schemas.microsoft.com/office/drawing/2016/5/10/chartex" xmlns:cx5="http://schemas.microsoft.com/office/drawing/2016/5/11/chartex" xmlns:cx6="http://schemas.microsoft.com/office/drawing/2016/5/12/chartex" xmlns:cx7="http://schemas.microsoft.com/office/drawing/2016/5/13/chartex" xmlns:cx8="http://schemas.microsoft.com/office/drawing/2016/5/14/chartex" xmlns:mc="http://schemas.openxmlformats.org/markup-compatibility/2006" xmlns:aink="http://schemas.microsoft.com/office/drawing/2016/ink" xmlns:am3d="http://schemas.microsoft.com/office/drawing/2017/model3d" xmlns:o="urn:schemas-microsoft-com:office:office" xmlns:oel="http://schemas.microsoft.com/office/2019/extlst" xmlns:r="http://schemas.openxmlformats.org/officeDocument/2006/relationships" xmlns:m="http://schemas.openxmlformats.org/officeDocument/2006/math" xmlns:v="urn:schemas-microsoft-com:vml" xmlns:wp14="http://schemas.microsoft.com/office/word/2010/wordprocessingDrawing" xmlns:wp="http://schemas.openxmlformats.org/drawingml/2006/wordprocessingDrawing" xmlns:w10="urn:schemas-microsoft-com:office:word" xmlns:w="http://schemas.openxmlformats.org/wordprocessingml/2006/main" xmlns:w14="http://schemas.microsoft.com/office/word/2010/wordml" xmlns:w15="http://schemas.microsoft.com/office/word/2012/wordml" xmlns:w16cex="http://schemas.microsoft.com/office/word/2018/wordml/cex" xmlns:w16cid="http://schemas.microsoft.com/office/word/2016/wordml/cid" xmlns:w16="http://schemas.microsoft.com/office/word/2018/wordml" xmlns:w16du="http://schemas.microsoft.com/office/word/2023/wordml/word16du" xmlns:w16sdtdh="http://schemas.microsoft.com/office/word/2020/wordml/sdtdatahash" xmlns:w16sdtfl="http://schemas.microsoft.com/office/word/2024/wordml/sdtformatlock" xmlns:w16se="http://schemas.microsoft.com/office/word/2015/wordml/symex" xmlns:wpg="http://schemas.microsoft.com/office/word/2010/wordprocessingGroup" xmlns:wpi="http://schemas.microsoft.com/office/word/2010/wordprocessingInk" xmlns:wne="http://schemas.microsoft.com/office/word/2006/wordml" xmlns:wps="http://schemas.microsoft.com/office/word/2010/wordprocessingShape" mc:Ignorable="w14 w15 w16se w16cid w16 w16cex w16sdtdh w16sdtfl w16du wp14">
+<w:comments xmlns:wpc="http://schemas.microsoft.com/office/word/2010/wordprocessingCanvas" xmlns:cx="http://schemas.microsoft.com/office/drawing/2014/chartex" xmlns:cx1="http://schemas.microsoft.com/office/drawing/2015/9/8/chartex" xmlns:cx2="http://schemas.microsoft.com/office/drawing/2015/10/21/chartex" xmlns:cx3="http://schemas.microsoft.com/office/drawing/2016/5/9/chartex" xmlns:cx4="http://schemas.microsoft.com/office/drawing/2016/5/10/chartex" xmlns:cx5="http://schemas.microsoft.com/office/drawing/2016/5/11/chartex" xmlns:cx6="http://schemas.microsoft.com/office/drawing/2016/5/12/chartex" xmlns:cx7="http://schemas.microsoft.com/office/drawing/2016/5/13/chartex" xmlns:cx8="http://schemas.microsoft.com/office/drawing/2016/5/14/chartex" xmlns:mc="http://schemas.openxmlformats.org/markup-compatibility/2006" xmlns:aink="http://schemas.microsoft.com/office/drawing/2016/ink" xmlns:am3d="http://schemas.microsoft.com/office/drawing/2017/model3d" xmlns:o="urn:schemas-microsoft-com:office:office" xmlns:oel="http://schemas.microsoft.com/office/2019/extlst" xmlns:r="http://schemas.openxmlformats.org/officeDocument/2006/relationships" xmlns:m="http://schemas.openxmlformats.org/officeDocument/2006/math" xmlns:v="urn:schemas-microsoft-com:vml" xmlns:wp14="http://schemas.microsoft.com/office/word/2010/wordprocessingDrawing" xmlns:wp="http://schemas.openxmlformats.org/drawingml/2006/wordprocessingDrawing" xmlns:w10="urn:schemas-microsoft-com:office:word" xmlns:w="http://schemas.openxmlformats.org/wordprocessingml/2006/main" xmlns:w14="http://schemas.microsoft.com/office/word/2010/wordml" xmlns:w15="http://schemas.microsoft.com/office/word/2012/wordml" xmlns:w16cei="http://schemas.microsoft.com/office/word/2026/wordml/cei" xmlns:w16cex="http://schemas.microsoft.com/office/word/2018/wordml/cex" xmlns:w16cid="http://schemas.microsoft.com/office/word/2016/wordml/cid" xmlns:w16="http://schemas.microsoft.com/office/word/2018/wordml" xmlns:w16du="http://schemas.microsoft.com/office/word/2023/wordml/word16du" xmlns:w16sdtdh="http://schemas.microsoft.com/office/word/2020/wordml/sdtdatahash" xmlns:w16sdtfl="http://schemas.microsoft.com/office/word/2024/wordml/sdtformatlock" xmlns:w16se="http://schemas.microsoft.com/office/word/2015/wordml/symex" xmlns:wpg="http://schemas.microsoft.com/office/word/2010/wordprocessingGroup" xmlns:wpi="http://schemas.microsoft.com/office/word/2010/wordprocessingInk" xmlns:wne="http://schemas.microsoft.com/office/word/2006/wordml" xmlns:wps="http://schemas.microsoft.com/office/word/2010/wordprocessingShape" mc:Ignorable="w14 w15 w16se w16cid w16 w16cex w16sdtdh w16sdtfl w16du wp14">
   <w:comment w:id="1" w:author="김효정" w:date="2025-12-17T12:19:00Z" w:initials="효김">
     <w:p>
       <w:pPr>
@@ -4187,7 +4284,7 @@
 </file>
 
 <file path=word/commentsExtended.xml><?xml version="1.0" encoding="utf-8"?>
-<w15:commentsEx xmlns:wpc="http://schemas.microsoft.com/office/word/2010/wordprocessingCanvas" xmlns:cx="http://schemas.microsoft.com/office/drawing/2014/chartex" xmlns:cx1="http://schemas.microsoft.com/office/drawing/2015/9/8/chartex" xmlns:cx2="http://schemas.microsoft.com/office/drawing/2015/10/21/chartex" xmlns:cx3="http://schemas.microsoft.com/office/drawing/2016/5/9/chartex" xmlns:cx4="http://schemas.microsoft.com/office/drawing/2016/5/10/chartex" xmlns:cx5="http://schemas.microsoft.com/office/drawing/2016/5/11/chartex" xmlns:cx6="http://schemas.microsoft.com/office/drawing/2016/5/12/chartex" xmlns:cx7="http://schemas.microsoft.com/office/drawing/2016/5/13/chartex" xmlns:cx8="http://schemas.microsoft.com/office/drawing/2016/5/14/chartex" xmlns:mc="http://schemas.openxmlformats.org/markup-compatibility/2006" xmlns:aink="http://schemas.microsoft.com/office/drawing/2016/ink" xmlns:am3d="http://schemas.microsoft.com/office/drawing/2017/model3d" xmlns:o="urn:schemas-microsoft-com:office:office" xmlns:oel="http://schemas.microsoft.com/office/2019/extlst" xmlns:r="http://schemas.openxmlformats.org/officeDocument/2006/relationships" xmlns:m="http://schemas.openxmlformats.org/officeDocument/2006/math" xmlns:v="urn:schemas-microsoft-com:vml" xmlns:wp14="http://schemas.microsoft.com/office/word/2010/wordprocessingDrawing" xmlns:wp="http://schemas.openxmlformats.org/drawingml/2006/wordprocessingDrawing" xmlns:w10="urn:schemas-microsoft-com:office:word" xmlns:w="http://schemas.openxmlformats.org/wordprocessingml/2006/main" xmlns:w14="http://schemas.microsoft.com/office/word/2010/wordml" xmlns:w15="http://schemas.microsoft.com/office/word/2012/wordml" xmlns:w16cex="http://schemas.microsoft.com/office/word/2018/wordml/cex" xmlns:w16cid="http://schemas.microsoft.com/office/word/2016/wordml/cid" xmlns:w16="http://schemas.microsoft.com/office/word/2018/wordml" xmlns:w16du="http://schemas.microsoft.com/office/word/2023/wordml/word16du" xmlns:w16sdtdh="http://schemas.microsoft.com/office/word/2020/wordml/sdtdatahash" xmlns:w16sdtfl="http://schemas.microsoft.com/office/word/2024/wordml/sdtformatlock" xmlns:w16se="http://schemas.microsoft.com/office/word/2015/wordml/symex" xmlns:wpg="http://schemas.microsoft.com/office/word/2010/wordprocessingGroup" xmlns:wpi="http://schemas.microsoft.com/office/word/2010/wordprocessingInk" xmlns:wne="http://schemas.microsoft.com/office/word/2006/wordml" xmlns:wps="http://schemas.microsoft.com/office/word/2010/wordprocessingShape" mc:Ignorable="w14 w15 w16se w16cid w16 w16cex w16sdtdh w16sdtfl w16du wp14">
+<w15:commentsEx xmlns:wpc="http://schemas.microsoft.com/office/word/2010/wordprocessingCanvas" xmlns:cx="http://schemas.microsoft.com/office/drawing/2014/chartex" xmlns:cx1="http://schemas.microsoft.com/office/drawing/2015/9/8/chartex" xmlns:cx2="http://schemas.microsoft.com/office/drawing/2015/10/21/chartex" xmlns:cx3="http://schemas.microsoft.com/office/drawing/2016/5/9/chartex" xmlns:cx4="http://schemas.microsoft.com/office/drawing/2016/5/10/chartex" xmlns:cx5="http://schemas.microsoft.com/office/drawing/2016/5/11/chartex" xmlns:cx6="http://schemas.microsoft.com/office/drawing/2016/5/12/chartex" xmlns:cx7="http://schemas.microsoft.com/office/drawing/2016/5/13/chartex" xmlns:cx8="http://schemas.microsoft.com/office/drawing/2016/5/14/chartex" xmlns:mc="http://schemas.openxmlformats.org/markup-compatibility/2006" xmlns:aink="http://schemas.microsoft.com/office/drawing/2016/ink" xmlns:am3d="http://schemas.microsoft.com/office/drawing/2017/model3d" xmlns:o="urn:schemas-microsoft-com:office:office" xmlns:oel="http://schemas.microsoft.com/office/2019/extlst" xmlns:r="http://schemas.openxmlformats.org/officeDocument/2006/relationships" xmlns:m="http://schemas.openxmlformats.org/officeDocument/2006/math" xmlns:v="urn:schemas-microsoft-com:vml" xmlns:wp14="http://schemas.microsoft.com/office/word/2010/wordprocessingDrawing" xmlns:wp="http://schemas.openxmlformats.org/drawingml/2006/wordprocessingDrawing" xmlns:w10="urn:schemas-microsoft-com:office:word" xmlns:w="http://schemas.openxmlformats.org/wordprocessingml/2006/main" xmlns:w14="http://schemas.microsoft.com/office/word/2010/wordml" xmlns:w15="http://schemas.microsoft.com/office/word/2012/wordml" xmlns:w16cei="http://schemas.microsoft.com/office/word/2026/wordml/cei" xmlns:w16cex="http://schemas.microsoft.com/office/word/2018/wordml/cex" xmlns:w16cid="http://schemas.microsoft.com/office/word/2016/wordml/cid" xmlns:w16="http://schemas.microsoft.com/office/word/2018/wordml" xmlns:w16du="http://schemas.microsoft.com/office/word/2023/wordml/word16du" xmlns:w16sdtdh="http://schemas.microsoft.com/office/word/2020/wordml/sdtdatahash" xmlns:w16sdtfl="http://schemas.microsoft.com/office/word/2024/wordml/sdtformatlock" xmlns:w16se="http://schemas.microsoft.com/office/word/2015/wordml/symex" xmlns:wpg="http://schemas.microsoft.com/office/word/2010/wordprocessingGroup" xmlns:wpi="http://schemas.microsoft.com/office/word/2010/wordprocessingInk" xmlns:wne="http://schemas.microsoft.com/office/word/2006/wordml" xmlns:wps="http://schemas.microsoft.com/office/word/2010/wordprocessingShape" mc:Ignorable="w14 w15 w16se w16cid w16 w16cex w16sdtdh w16sdtfl w16du wp14">
   <w15:commentEx w15:paraId="5ABBD0CE" w15:done="0"/>
   <w15:commentEx w15:paraId="5D2AF8AF" w15:done="0"/>
   <w15:commentEx w15:paraId="0D76B7A3" w15:done="0"/>
@@ -4195,7 +4292,7 @@
 </file>
 
 <file path=word/commentsExtensible.xml><?xml version="1.0" encoding="utf-8"?>
-<w16cex:commentsExtensible xmlns:wpc="http://schemas.microsoft.com/office/word/2010/wordprocessingCanvas" xmlns:cx="http://schemas.microsoft.com/office/drawing/2014/chartex" xmlns:cx1="http://schemas.microsoft.com/office/drawing/2015/9/8/chartex" xmlns:cx2="http://schemas.microsoft.com/office/drawing/2015/10/21/chartex" xmlns:cx3="http://schemas.microsoft.com/office/drawing/2016/5/9/chartex" xmlns:cx4="http://schemas.microsoft.com/office/drawing/2016/5/10/chartex" xmlns:cx5="http://schemas.microsoft.com/office/drawing/2016/5/11/chartex" xmlns:cx6="http://schemas.microsoft.com/office/drawing/2016/5/12/chartex" xmlns:cx7="http://schemas.microsoft.com/office/drawing/2016/5/13/chartex" xmlns:cx8="http://schemas.microsoft.com/office/drawing/2016/5/14/chartex" xmlns:cr="http://schemas.microsoft.com/office/comments/2020/reactions" xmlns:mc="http://schemas.openxmlformats.org/markup-compatibility/2006" xmlns:aink="http://schemas.microsoft.com/office/drawing/2016/ink" xmlns:am3d="http://schemas.microsoft.com/office/drawing/2017/model3d" xmlns:o="urn:schemas-microsoft-com:office:office" xmlns:oel="http://schemas.microsoft.com/office/2019/extlst" xmlns:r="http://schemas.openxmlformats.org/officeDocument/2006/relationships" xmlns:m="http://schemas.openxmlformats.org/officeDocument/2006/math" xmlns:v="urn:schemas-microsoft-com:vml" xmlns:wp14="http://schemas.microsoft.com/office/word/2010/wordprocessingDrawing" xmlns:wp="http://schemas.openxmlformats.org/drawingml/2006/wordprocessingDrawing" xmlns:w10="urn:schemas-microsoft-com:office:word" xmlns:w="http://schemas.openxmlformats.org/wordprocessingml/2006/main" xmlns:w14="http://schemas.microsoft.com/office/word/2010/wordml" xmlns:w15="http://schemas.microsoft.com/office/word/2012/wordml" xmlns:w16cex="http://schemas.microsoft.com/office/word/2018/wordml/cex" xmlns:w16cid="http://schemas.microsoft.com/office/word/2016/wordml/cid" xmlns:w16="http://schemas.microsoft.com/office/word/2018/wordml" xmlns:w16du="http://schemas.microsoft.com/office/word/2023/wordml/word16du" xmlns:w16sdtdh="http://schemas.microsoft.com/office/word/2020/wordml/sdtdatahash" xmlns:w16sdtfl="http://schemas.microsoft.com/office/word/2024/wordml/sdtformatlock" xmlns:w16se="http://schemas.microsoft.com/office/word/2015/wordml/symex" xmlns:wpg="http://schemas.microsoft.com/office/word/2010/wordprocessingGroup" xmlns:wpi="http://schemas.microsoft.com/office/word/2010/wordprocessingInk" xmlns:wne="http://schemas.microsoft.com/office/word/2006/wordml" xmlns:wps="http://schemas.microsoft.com/office/word/2010/wordprocessingShape" mc:Ignorable="w14 w15 w16se w16cid w16 w16cex w16sdtdh w16sdtfl cr w16du wp14">
+<w16cex:commentsExtensible xmlns:wpc="http://schemas.microsoft.com/office/word/2010/wordprocessingCanvas" xmlns:cx="http://schemas.microsoft.com/office/drawing/2014/chartex" xmlns:cx1="http://schemas.microsoft.com/office/drawing/2015/9/8/chartex" xmlns:cx2="http://schemas.microsoft.com/office/drawing/2015/10/21/chartex" xmlns:cx3="http://schemas.microsoft.com/office/drawing/2016/5/9/chartex" xmlns:cx4="http://schemas.microsoft.com/office/drawing/2016/5/10/chartex" xmlns:cx5="http://schemas.microsoft.com/office/drawing/2016/5/11/chartex" xmlns:cx6="http://schemas.microsoft.com/office/drawing/2016/5/12/chartex" xmlns:cx7="http://schemas.microsoft.com/office/drawing/2016/5/13/chartex" xmlns:cx8="http://schemas.microsoft.com/office/drawing/2016/5/14/chartex" xmlns:cr="http://schemas.microsoft.com/office/comments/2020/reactions" xmlns:mc="http://schemas.openxmlformats.org/markup-compatibility/2006" xmlns:aink="http://schemas.microsoft.com/office/drawing/2016/ink" xmlns:am3d="http://schemas.microsoft.com/office/drawing/2017/model3d" xmlns:o="urn:schemas-microsoft-com:office:office" xmlns:oel="http://schemas.microsoft.com/office/2019/extlst" xmlns:r="http://schemas.openxmlformats.org/officeDocument/2006/relationships" xmlns:m="http://schemas.openxmlformats.org/officeDocument/2006/math" xmlns:v="urn:schemas-microsoft-com:vml" xmlns:wp14="http://schemas.microsoft.com/office/word/2010/wordprocessingDrawing" xmlns:wp="http://schemas.openxmlformats.org/drawingml/2006/wordprocessingDrawing" xmlns:w10="urn:schemas-microsoft-com:office:word" xmlns:w="http://schemas.openxmlformats.org/wordprocessingml/2006/main" xmlns:w14="http://schemas.microsoft.com/office/word/2010/wordml" xmlns:w15="http://schemas.microsoft.com/office/word/2012/wordml" xmlns:w16cei="http://schemas.microsoft.com/office/word/2026/wordml/cei" xmlns:w16cex="http://schemas.microsoft.com/office/word/2018/wordml/cex" xmlns:w16cid="http://schemas.microsoft.com/office/word/2016/wordml/cid" xmlns:w16="http://schemas.microsoft.com/office/word/2018/wordml" xmlns:w16du="http://schemas.microsoft.com/office/word/2023/wordml/word16du" xmlns:w16sdtdh="http://schemas.microsoft.com/office/word/2020/wordml/sdtdatahash" xmlns:w16sdtfl="http://schemas.microsoft.com/office/word/2024/wordml/sdtformatlock" xmlns:w16se="http://schemas.microsoft.com/office/word/2015/wordml/symex" xmlns:wpg="http://schemas.microsoft.com/office/word/2010/wordprocessingGroup" xmlns:wpi="http://schemas.microsoft.com/office/word/2010/wordprocessingInk" xmlns:wne="http://schemas.microsoft.com/office/word/2006/wordml" xmlns:wps="http://schemas.microsoft.com/office/word/2010/wordprocessingShape" mc:Ignorable="w14 w15 w16se w16cid w16 w16cex w16sdtdh w16sdtfl cr w16du wp14">
   <w16cex:commentExtensible w16cex:durableId="4642D4D3" w16cex:dateUtc="2025-12-17T03:19:00Z"/>
   <w16cex:commentExtensible w16cex:durableId="0370DE5A" w16cex:dateUtc="2025-12-17T03:19:00Z"/>
   <w16cex:commentExtensible w16cex:durableId="12CC517E" w16cex:dateUtc="2025-12-17T03:20:00Z"/>
@@ -4203,7 +4300,7 @@
 </file>
 
 <file path=word/commentsIds.xml><?xml version="1.0" encoding="utf-8"?>
-<w16cid:commentsIds xmlns:wpc="http://schemas.microsoft.com/office/word/2010/wordprocessingCanvas" xmlns:cx="http://schemas.microsoft.com/office/drawing/2014/chartex" xmlns:cx1="http://schemas.microsoft.com/office/drawing/2015/9/8/chartex" xmlns:cx2="http://schemas.microsoft.com/office/drawing/2015/10/21/chartex" xmlns:cx3="http://schemas.microsoft.com/office/drawing/2016/5/9/chartex" xmlns:cx4="http://schemas.microsoft.com/office/drawing/2016/5/10/chartex" xmlns:cx5="http://schemas.microsoft.com/office/drawing/2016/5/11/chartex" xmlns:cx6="http://schemas.microsoft.com/office/drawing/2016/5/12/chartex" xmlns:cx7="http://schemas.microsoft.com/office/drawing/2016/5/13/chartex" xmlns:cx8="http://schemas.microsoft.com/office/drawing/2016/5/14/chartex" xmlns:mc="http://schemas.openxmlformats.org/markup-compatibility/2006" xmlns:aink="http://schemas.microsoft.com/office/drawing/2016/ink" xmlns:am3d="http://schemas.microsoft.com/office/drawing/2017/model3d" xmlns:o="urn:schemas-microsoft-com:office:office" xmlns:oel="http://schemas.microsoft.com/office/2019/extlst" xmlns:r="http://schemas.openxmlformats.org/officeDocument/2006/relationships" xmlns:m="http://schemas.openxmlformats.org/officeDocument/2006/math" xmlns:v="urn:schemas-microsoft-com:vml" xmlns:wp14="http://schemas.microsoft.com/office/word/2010/wordprocessingDrawing" xmlns:wp="http://schemas.openxmlformats.org/drawingml/2006/wordprocessingDrawing" xmlns:w10="urn:schemas-microsoft-com:office:word" xmlns:w="http://schemas.openxmlformats.org/wordprocessingml/2006/main" xmlns:w14="http://schemas.microsoft.com/office/word/2010/wordml" xmlns:w15="http://schemas.microsoft.com/office/word/2012/wordml" xmlns:w16cex="http://schemas.microsoft.com/office/word/2018/wordml/cex" xmlns:w16cid="http://schemas.microsoft.com/office/word/2016/wordml/cid" xmlns:w16="http://schemas.microsoft.com/office/word/2018/wordml" xmlns:w16du="http://schemas.microsoft.com/office/word/2023/wordml/word16du" xmlns:w16sdtdh="http://schemas.microsoft.com/office/word/2020/wordml/sdtdatahash" xmlns:w16sdtfl="http://schemas.microsoft.com/office/word/2024/wordml/sdtformatlock" xmlns:w16se="http://schemas.microsoft.com/office/word/2015/wordml/symex" xmlns:wpg="http://schemas.microsoft.com/office/word/2010/wordprocessingGroup" xmlns:wpi="http://schemas.microsoft.com/office/word/2010/wordprocessingInk" xmlns:wne="http://schemas.microsoft.com/office/word/2006/wordml" xmlns:wps="http://schemas.microsoft.com/office/word/2010/wordprocessingShape" mc:Ignorable="w14 w15 w16se w16cid w16 w16cex w16sdtdh w16sdtfl w16du wp14">
+<w16cid:commentsIds xmlns:wpc="http://schemas.microsoft.com/office/word/2010/wordprocessingCanvas" xmlns:cx="http://schemas.microsoft.com/office/drawing/2014/chartex" xmlns:cx1="http://schemas.microsoft.com/office/drawing/2015/9/8/chartex" xmlns:cx2="http://schemas.microsoft.com/office/drawing/2015/10/21/chartex" xmlns:cx3="http://schemas.microsoft.com/office/drawing/2016/5/9/chartex" xmlns:cx4="http://schemas.microsoft.com/office/drawing/2016/5/10/chartex" xmlns:cx5="http://schemas.microsoft.com/office/drawing/2016/5/11/chartex" xmlns:cx6="http://schemas.microsoft.com/office/drawing/2016/5/12/chartex" xmlns:cx7="http://schemas.microsoft.com/office/drawing/2016/5/13/chartex" xmlns:cx8="http://schemas.microsoft.com/office/drawing/2016/5/14/chartex" xmlns:mc="http://schemas.openxmlformats.org/markup-compatibility/2006" xmlns:aink="http://schemas.microsoft.com/office/drawing/2016/ink" xmlns:am3d="http://schemas.microsoft.com/office/drawing/2017/model3d" xmlns:o="urn:schemas-microsoft-com:office:office" xmlns:oel="http://schemas.microsoft.com/office/2019/extlst" xmlns:r="http://schemas.openxmlformats.org/officeDocument/2006/relationships" xmlns:m="http://schemas.openxmlformats.org/officeDocument/2006/math" xmlns:v="urn:schemas-microsoft-com:vml" xmlns:wp14="http://schemas.microsoft.com/office/word/2010/wordprocessingDrawing" xmlns:wp="http://schemas.openxmlformats.org/drawingml/2006/wordprocessingDrawing" xmlns:w10="urn:schemas-microsoft-com:office:word" xmlns:w="http://schemas.openxmlformats.org/wordprocessingml/2006/main" xmlns:w14="http://schemas.microsoft.com/office/word/2010/wordml" xmlns:w15="http://schemas.microsoft.com/office/word/2012/wordml" xmlns:w16cei="http://schemas.microsoft.com/office/word/2026/wordml/cei" xmlns:w16cex="http://schemas.microsoft.com/office/word/2018/wordml/cex" xmlns:w16cid="http://schemas.microsoft.com/office/word/2016/wordml/cid" xmlns:w16="http://schemas.microsoft.com/office/word/2018/wordml" xmlns:w16du="http://schemas.microsoft.com/office/word/2023/wordml/word16du" xmlns:w16sdtdh="http://schemas.microsoft.com/office/word/2020/wordml/sdtdatahash" xmlns:w16sdtfl="http://schemas.microsoft.com/office/word/2024/wordml/sdtformatlock" xmlns:w16se="http://schemas.microsoft.com/office/word/2015/wordml/symex" xmlns:wpg="http://schemas.microsoft.com/office/word/2010/wordprocessingGroup" xmlns:wpi="http://schemas.microsoft.com/office/word/2010/wordprocessingInk" xmlns:wne="http://schemas.microsoft.com/office/word/2006/wordml" xmlns:wps="http://schemas.microsoft.com/office/word/2010/wordprocessingShape" mc:Ignorable="w14 w15 w16se w16cid w16 w16cex w16sdtdh w16sdtfl w16du wp14">
   <w16cid:commentId w16cid:paraId="5ABBD0CE" w16cid:durableId="4642D4D3"/>
   <w16cid:commentId w16cid:paraId="5D2AF8AF" w16cid:durableId="0370DE5A"/>
   <w16cid:commentId w16cid:paraId="0D76B7A3" w16cid:durableId="12CC517E"/>
@@ -4211,7 +4308,7 @@
 </file>
 
 <file path=word/endnotes.xml><?xml version="1.0" encoding="utf-8"?>
-<w:endnotes xmlns:wpc="http://schemas.microsoft.com/office/word/2010/wordprocessingCanvas" xmlns:cx="http://schemas.microsoft.com/office/drawing/2014/chartex" xmlns:cx1="http://schemas.microsoft.com/office/drawing/2015/9/8/chartex" xmlns:cx2="http://schemas.microsoft.com/office/drawing/2015/10/21/chartex" xmlns:cx3="http://schemas.microsoft.com/office/drawing/2016/5/9/chartex" xmlns:cx4="http://schemas.microsoft.com/office/drawing/2016/5/10/chartex" xmlns:cx5="http://schemas.microsoft.com/office/drawing/2016/5/11/chartex" xmlns:cx6="http://schemas.microsoft.com/office/drawing/2016/5/12/chartex" xmlns:cx7="http://schemas.microsoft.com/office/drawing/2016/5/13/chartex" xmlns:cx8="http://schemas.microsoft.com/office/drawing/2016/5/14/chartex" xmlns:mc="http://schemas.openxmlformats.org/markup-compatibility/2006" xmlns:aink="http://schemas.microsoft.com/office/drawing/2016/ink" xmlns:am3d="http://schemas.microsoft.com/office/drawing/2017/model3d" xmlns:o="urn:schemas-microsoft-com:office:office" xmlns:oel="http://schemas.microsoft.com/office/2019/extlst" xmlns:r="http://schemas.openxmlformats.org/officeDocument/2006/relationships" xmlns:m="http://schemas.openxmlformats.org/officeDocument/2006/math" xmlns:v="urn:schemas-microsoft-com:vml" xmlns:wp14="http://schemas.microsoft.com/office/word/2010/wordprocessingDrawing" xmlns:wp="http://schemas.openxmlformats.org/drawingml/2006/wordprocessingDrawing" xmlns:w10="urn:schemas-microsoft-com:office:word" xmlns:w="http://schemas.openxmlformats.org/wordprocessingml/2006/main" xmlns:w14="http://schemas.microsoft.com/office/word/2010/wordml" xmlns:w15="http://schemas.microsoft.com/office/word/2012/wordml" xmlns:w16cex="http://schemas.microsoft.com/office/word/2018/wordml/cex" xmlns:w16cid="http://schemas.microsoft.com/office/word/2016/wordml/cid" xmlns:w16="http://schemas.microsoft.com/office/word/2018/wordml" xmlns:w16du="http://schemas.microsoft.com/office/word/2023/wordml/word16du" xmlns:w16sdtdh="http://schemas.microsoft.com/office/word/2020/wordml/sdtdatahash" xmlns:w16sdtfl="http://schemas.microsoft.com/office/word/2024/wordml/sdtformatlock" xmlns:w16se="http://schemas.microsoft.com/office/word/2015/wordml/symex" xmlns:wpg="http://schemas.microsoft.com/office/word/2010/wordprocessingGroup" xmlns:wpi="http://schemas.microsoft.com/office/word/2010/wordprocessingInk" xmlns:wne="http://schemas.microsoft.com/office/word/2006/wordml" xmlns:wps="http://schemas.microsoft.com/office/word/2010/wordprocessingShape" mc:Ignorable="w14 w15 w16se w16cid w16 w16cex w16sdtdh w16sdtfl w16du wp14">
+<w:endnotes xmlns:wpc="http://schemas.microsoft.com/office/word/2010/wordprocessingCanvas" xmlns:cx="http://schemas.microsoft.com/office/drawing/2014/chartex" xmlns:cx1="http://schemas.microsoft.com/office/drawing/2015/9/8/chartex" xmlns:cx2="http://schemas.microsoft.com/office/drawing/2015/10/21/chartex" xmlns:cx3="http://schemas.microsoft.com/office/drawing/2016/5/9/chartex" xmlns:cx4="http://schemas.microsoft.com/office/drawing/2016/5/10/chartex" xmlns:cx5="http://schemas.microsoft.com/office/drawing/2016/5/11/chartex" xmlns:cx6="http://schemas.microsoft.com/office/drawing/2016/5/12/chartex" xmlns:cx7="http://schemas.microsoft.com/office/drawing/2016/5/13/chartex" xmlns:cx8="http://schemas.microsoft.com/office/drawing/2016/5/14/chartex" xmlns:mc="http://schemas.openxmlformats.org/markup-compatibility/2006" xmlns:aink="http://schemas.microsoft.com/office/drawing/2016/ink" xmlns:am3d="http://schemas.microsoft.com/office/drawing/2017/model3d" xmlns:o="urn:schemas-microsoft-com:office:office" xmlns:oel="http://schemas.microsoft.com/office/2019/extlst" xmlns:r="http://schemas.openxmlformats.org/officeDocument/2006/relationships" xmlns:m="http://schemas.openxmlformats.org/officeDocument/2006/math" xmlns:v="urn:schemas-microsoft-com:vml" xmlns:wp14="http://schemas.microsoft.com/office/word/2010/wordprocessingDrawing" xmlns:wp="http://schemas.openxmlformats.org/drawingml/2006/wordprocessingDrawing" xmlns:w10="urn:schemas-microsoft-com:office:word" xmlns:w="http://schemas.openxmlformats.org/wordprocessingml/2006/main" xmlns:w14="http://schemas.microsoft.com/office/word/2010/wordml" xmlns:w15="http://schemas.microsoft.com/office/word/2012/wordml" xmlns:w16cei="http://schemas.microsoft.com/office/word/2026/wordml/cei" xmlns:w16cex="http://schemas.microsoft.com/office/word/2018/wordml/cex" xmlns:w16cid="http://schemas.microsoft.com/office/word/2016/wordml/cid" xmlns:w16="http://schemas.microsoft.com/office/word/2018/wordml" xmlns:w16du="http://schemas.microsoft.com/office/word/2023/wordml/word16du" xmlns:w16sdtdh="http://schemas.microsoft.com/office/word/2020/wordml/sdtdatahash" xmlns:w16sdtfl="http://schemas.microsoft.com/office/word/2024/wordml/sdtformatlock" xmlns:w16se="http://schemas.microsoft.com/office/word/2015/wordml/symex" xmlns:wpg="http://schemas.microsoft.com/office/word/2010/wordprocessingGroup" xmlns:wpi="http://schemas.microsoft.com/office/word/2010/wordprocessingInk" xmlns:wne="http://schemas.microsoft.com/office/word/2006/wordml" xmlns:wps="http://schemas.microsoft.com/office/word/2010/wordprocessingShape" mc:Ignorable="w14 w15 w16se w16cid w16 w16cex w16sdtdh w16sdtfl w16du wp14">
   <w:endnote w:type="separator" w:id="-1">
     <w:p>
       <w:r>
@@ -4230,7 +4327,7 @@
 </file>
 
 <file path=word/footer1.xml><?xml version="1.0" encoding="utf-8"?>
-<w:ftr xmlns:wpc="http://schemas.microsoft.com/office/word/2010/wordprocessingCanvas" xmlns:cx="http://schemas.microsoft.com/office/drawing/2014/chartex" xmlns:cx1="http://schemas.microsoft.com/office/drawing/2015/9/8/chartex" xmlns:cx2="http://schemas.microsoft.com/office/drawing/2015/10/21/chartex" xmlns:cx3="http://schemas.microsoft.com/office/drawing/2016/5/9/chartex" xmlns:cx4="http://schemas.microsoft.com/office/drawing/2016/5/10/chartex" xmlns:cx5="http://schemas.microsoft.com/office/drawing/2016/5/11/chartex" xmlns:cx6="http://schemas.microsoft.com/office/drawing/2016/5/12/chartex" xmlns:cx7="http://schemas.microsoft.com/office/drawing/2016/5/13/chartex" xmlns:cx8="http://schemas.microsoft.com/office/drawing/2016/5/14/chartex" xmlns:mc="http://schemas.openxmlformats.org/markup-compatibility/2006" xmlns:aink="http://schemas.microsoft.com/office/drawing/2016/ink" xmlns:am3d="http://schemas.microsoft.com/office/drawing/2017/model3d" xmlns:o="urn:schemas-microsoft-com:office:office" xmlns:oel="http://schemas.microsoft.com/office/2019/extlst" xmlns:r="http://schemas.openxmlformats.org/officeDocument/2006/relationships" xmlns:m="http://schemas.openxmlformats.org/officeDocument/2006/math" xmlns:v="urn:schemas-microsoft-com:vml" xmlns:wp14="http://schemas.microsoft.com/office/word/2010/wordprocessingDrawing" xmlns:wp="http://schemas.openxmlformats.org/drawingml/2006/wordprocessingDrawing" xmlns:w10="urn:schemas-microsoft-com:office:word" xmlns:w="http://schemas.openxmlformats.org/wordprocessingml/2006/main" xmlns:w14="http://schemas.microsoft.com/office/word/2010/wordml" xmlns:w15="http://schemas.microsoft.com/office/word/2012/wordml" xmlns:w16cex="http://schemas.microsoft.com/office/word/2018/wordml/cex" xmlns:w16cid="http://schemas.microsoft.com/office/word/2016/wordml/cid" xmlns:w16="http://schemas.microsoft.com/office/word/2018/wordml" xmlns:w16du="http://schemas.microsoft.com/office/word/2023/wordml/word16du" xmlns:w16sdtdh="http://schemas.microsoft.com/office/word/2020/wordml/sdtdatahash" xmlns:w16sdtfl="http://schemas.microsoft.com/office/word/2024/wordml/sdtformatlock" xmlns:w16se="http://schemas.microsoft.com/office/word/2015/wordml/symex" xmlns:wpg="http://schemas.microsoft.com/office/word/2010/wordprocessingGroup" xmlns:wpi="http://schemas.microsoft.com/office/word/2010/wordprocessingInk" xmlns:wne="http://schemas.microsoft.com/office/word/2006/wordml" xmlns:wps="http://schemas.microsoft.com/office/word/2010/wordprocessingShape" mc:Ignorable="w14 w15 w16se w16cid w16 w16cex w16sdtdh w16sdtfl w16du wp14">
+<w:ftr xmlns:wpc="http://schemas.microsoft.com/office/word/2010/wordprocessingCanvas" xmlns:cx="http://schemas.microsoft.com/office/drawing/2014/chartex" xmlns:cx1="http://schemas.microsoft.com/office/drawing/2015/9/8/chartex" xmlns:cx2="http://schemas.microsoft.com/office/drawing/2015/10/21/chartex" xmlns:cx3="http://schemas.microsoft.com/office/drawing/2016/5/9/chartex" xmlns:cx4="http://schemas.microsoft.com/office/drawing/2016/5/10/chartex" xmlns:cx5="http://schemas.microsoft.com/office/drawing/2016/5/11/chartex" xmlns:cx6="http://schemas.microsoft.com/office/drawing/2016/5/12/chartex" xmlns:cx7="http://schemas.microsoft.com/office/drawing/2016/5/13/chartex" xmlns:cx8="http://schemas.microsoft.com/office/drawing/2016/5/14/chartex" xmlns:mc="http://schemas.openxmlformats.org/markup-compatibility/2006" xmlns:aink="http://schemas.microsoft.com/office/drawing/2016/ink" xmlns:am3d="http://schemas.microsoft.com/office/drawing/2017/model3d" xmlns:o="urn:schemas-microsoft-com:office:office" xmlns:oel="http://schemas.microsoft.com/office/2019/extlst" xmlns:r="http://schemas.openxmlformats.org/officeDocument/2006/relationships" xmlns:m="http://schemas.openxmlformats.org/officeDocument/2006/math" xmlns:v="urn:schemas-microsoft-com:vml" xmlns:wp14="http://schemas.microsoft.com/office/word/2010/wordprocessingDrawing" xmlns:wp="http://schemas.openxmlformats.org/drawingml/2006/wordprocessingDrawing" xmlns:w10="urn:schemas-microsoft-com:office:word" xmlns:w="http://schemas.openxmlformats.org/wordprocessingml/2006/main" xmlns:w14="http://schemas.microsoft.com/office/word/2010/wordml" xmlns:w15="http://schemas.microsoft.com/office/word/2012/wordml" xmlns:w16cei="http://schemas.microsoft.com/office/word/2026/wordml/cei" xmlns:w16cex="http://schemas.microsoft.com/office/word/2018/wordml/cex" xmlns:w16cid="http://schemas.microsoft.com/office/word/2016/wordml/cid" xmlns:w16="http://schemas.microsoft.com/office/word/2018/wordml" xmlns:w16du="http://schemas.microsoft.com/office/word/2023/wordml/word16du" xmlns:w16sdtdh="http://schemas.microsoft.com/office/word/2020/wordml/sdtdatahash" xmlns:w16sdtfl="http://schemas.microsoft.com/office/word/2024/wordml/sdtformatlock" xmlns:w16se="http://schemas.microsoft.com/office/word/2015/wordml/symex" xmlns:wpg="http://schemas.microsoft.com/office/word/2010/wordprocessingGroup" xmlns:wpi="http://schemas.microsoft.com/office/word/2010/wordprocessingInk" xmlns:wne="http://schemas.microsoft.com/office/word/2006/wordml" xmlns:wps="http://schemas.microsoft.com/office/word/2010/wordprocessingShape" mc:Ignorable="w14 w15 w16se w16cid w16 w16cex w16sdtdh w16sdtfl w16du wp14">
   <w:sdt>
     <w:sdtPr>
       <w:id w:val="1279226904"/>
@@ -4275,7 +4372,7 @@
 </file>
 
 <file path=word/footnotes.xml><?xml version="1.0" encoding="utf-8"?>
-<w:footnotes xmlns:wpc="http://schemas.microsoft.com/office/word/2010/wordprocessingCanvas" xmlns:cx="http://schemas.microsoft.com/office/drawing/2014/chartex" xmlns:cx1="http://schemas.microsoft.com/office/drawing/2015/9/8/chartex" xmlns:cx2="http://schemas.microsoft.com/office/drawing/2015/10/21/chartex" xmlns:cx3="http://schemas.microsoft.com/office/drawing/2016/5/9/chartex" xmlns:cx4="http://schemas.microsoft.com/office/drawing/2016/5/10/chartex" xmlns:cx5="http://schemas.microsoft.com/office/drawing/2016/5/11/chartex" xmlns:cx6="http://schemas.microsoft.com/office/drawing/2016/5/12/chartex" xmlns:cx7="http://schemas.microsoft.com/office/drawing/2016/5/13/chartex" xmlns:cx8="http://schemas.microsoft.com/office/drawing/2016/5/14/chartex" xmlns:mc="http://schemas.openxmlformats.org/markup-compatibility/2006" xmlns:aink="http://schemas.microsoft.com/office/drawing/2016/ink" xmlns:am3d="http://schemas.microsoft.com/office/drawing/2017/model3d" xmlns:o="urn:schemas-microsoft-com:office:office" xmlns:oel="http://schemas.microsoft.com/office/2019/extlst" xmlns:r="http://schemas.openxmlformats.org/officeDocument/2006/relationships" xmlns:m="http://schemas.openxmlformats.org/officeDocument/2006/math" xmlns:v="urn:schemas-microsoft-com:vml" xmlns:wp14="http://schemas.microsoft.com/office/word/2010/wordprocessingDrawing" xmlns:wp="http://schemas.openxmlformats.org/drawingml/2006/wordprocessingDrawing" xmlns:w10="urn:schemas-microsoft-com:office:word" xmlns:w="http://schemas.openxmlformats.org/wordprocessingml/2006/main" xmlns:w14="http://schemas.microsoft.com/office/word/2010/wordml" xmlns:w15="http://schemas.microsoft.com/office/word/2012/wordml" xmlns:w16cex="http://schemas.microsoft.com/office/word/2018/wordml/cex" xmlns:w16cid="http://schemas.microsoft.com/office/word/2016/wordml/cid" xmlns:w16="http://schemas.microsoft.com/office/word/2018/wordml" xmlns:w16du="http://schemas.microsoft.com/office/word/2023/wordml/word16du" xmlns:w16sdtdh="http://schemas.microsoft.com/office/word/2020/wordml/sdtdatahash" xmlns:w16sdtfl="http://schemas.microsoft.com/office/word/2024/wordml/sdtformatlock" xmlns:w16se="http://schemas.microsoft.com/office/word/2015/wordml/symex" xmlns:wpg="http://schemas.microsoft.com/office/word/2010/wordprocessingGroup" xmlns:wpi="http://schemas.microsoft.com/office/word/2010/wordprocessingInk" xmlns:wne="http://schemas.microsoft.com/office/word/2006/wordml" xmlns:wps="http://schemas.microsoft.com/office/word/2010/wordprocessingShape" mc:Ignorable="w14 w15 w16se w16cid w16 w16cex w16sdtdh w16sdtfl w16du wp14">
+<w:footnotes xmlns:wpc="http://schemas.microsoft.com/office/word/2010/wordprocessingCanvas" xmlns:cx="http://schemas.microsoft.com/office/drawing/2014/chartex" xmlns:cx1="http://schemas.microsoft.com/office/drawing/2015/9/8/chartex" xmlns:cx2="http://schemas.microsoft.com/office/drawing/2015/10/21/chartex" xmlns:cx3="http://schemas.microsoft.com/office/drawing/2016/5/9/chartex" xmlns:cx4="http://schemas.microsoft.com/office/drawing/2016/5/10/chartex" xmlns:cx5="http://schemas.microsoft.com/office/drawing/2016/5/11/chartex" xmlns:cx6="http://schemas.microsoft.com/office/drawing/2016/5/12/chartex" xmlns:cx7="http://schemas.microsoft.com/office/drawing/2016/5/13/chartex" xmlns:cx8="http://schemas.microsoft.com/office/drawing/2016/5/14/chartex" xmlns:mc="http://schemas.openxmlformats.org/markup-compatibility/2006" xmlns:aink="http://schemas.microsoft.com/office/drawing/2016/ink" xmlns:am3d="http://schemas.microsoft.com/office/drawing/2017/model3d" xmlns:o="urn:schemas-microsoft-com:office:office" xmlns:oel="http://schemas.microsoft.com/office/2019/extlst" xmlns:r="http://schemas.openxmlformats.org/officeDocument/2006/relationships" xmlns:m="http://schemas.openxmlformats.org/officeDocument/2006/math" xmlns:v="urn:schemas-microsoft-com:vml" xmlns:wp14="http://schemas.microsoft.com/office/word/2010/wordprocessingDrawing" xmlns:wp="http://schemas.openxmlformats.org/drawingml/2006/wordprocessingDrawing" xmlns:w10="urn:schemas-microsoft-com:office:word" xmlns:w="http://schemas.openxmlformats.org/wordprocessingml/2006/main" xmlns:w14="http://schemas.microsoft.com/office/word/2010/wordml" xmlns:w15="http://schemas.microsoft.com/office/word/2012/wordml" xmlns:w16cei="http://schemas.microsoft.com/office/word/2026/wordml/cei" xmlns:w16cex="http://schemas.microsoft.com/office/word/2018/wordml/cex" xmlns:w16cid="http://schemas.microsoft.com/office/word/2016/wordml/cid" xmlns:w16="http://schemas.microsoft.com/office/word/2018/wordml" xmlns:w16du="http://schemas.microsoft.com/office/word/2023/wordml/word16du" xmlns:w16sdtdh="http://schemas.microsoft.com/office/word/2020/wordml/sdtdatahash" xmlns:w16sdtfl="http://schemas.microsoft.com/office/word/2024/wordml/sdtformatlock" xmlns:w16se="http://schemas.microsoft.com/office/word/2015/wordml/symex" xmlns:wpg="http://schemas.microsoft.com/office/word/2010/wordprocessingGroup" xmlns:wpi="http://schemas.microsoft.com/office/word/2010/wordprocessingInk" xmlns:wne="http://schemas.microsoft.com/office/word/2006/wordml" xmlns:wps="http://schemas.microsoft.com/office/word/2010/wordprocessingShape" mc:Ignorable="w14 w15 w16se w16cid w16 w16cex w16sdtdh w16sdtfl w16du wp14">
   <w:footnote w:type="separator" w:id="-1">
     <w:p>
       <w:r>
@@ -4294,7 +4391,7 @@
 </file>
 
 <file path=word/header1.xml><?xml version="1.0" encoding="utf-8"?>
-<w:hdr xmlns:wpc="http://schemas.microsoft.com/office/word/2010/wordprocessingCanvas" xmlns:cx="http://schemas.microsoft.com/office/drawing/2014/chartex" xmlns:cx1="http://schemas.microsoft.com/office/drawing/2015/9/8/chartex" xmlns:cx2="http://schemas.microsoft.com/office/drawing/2015/10/21/chartex" xmlns:cx3="http://schemas.microsoft.com/office/drawing/2016/5/9/chartex" xmlns:cx4="http://schemas.microsoft.com/office/drawing/2016/5/10/chartex" xmlns:cx5="http://schemas.microsoft.com/office/drawing/2016/5/11/chartex" xmlns:cx6="http://schemas.microsoft.com/office/drawing/2016/5/12/chartex" xmlns:cx7="http://schemas.microsoft.com/office/drawing/2016/5/13/chartex" xmlns:cx8="http://schemas.microsoft.com/office/drawing/2016/5/14/chartex" xmlns:mc="http://schemas.openxmlformats.org/markup-compatibility/2006" xmlns:aink="http://schemas.microsoft.com/office/drawing/2016/ink" xmlns:am3d="http://schemas.microsoft.com/office/drawing/2017/model3d" xmlns:o="urn:schemas-microsoft-com:office:office" xmlns:oel="http://schemas.microsoft.com/office/2019/extlst" xmlns:r="http://schemas.openxmlformats.org/officeDocument/2006/relationships" xmlns:m="http://schemas.openxmlformats.org/officeDocument/2006/math" xmlns:v="urn:schemas-microsoft-com:vml" xmlns:wp14="http://schemas.microsoft.com/office/word/2010/wordprocessingDrawing" xmlns:wp="http://schemas.openxmlformats.org/drawingml/2006/wordprocessingDrawing" xmlns:w10="urn:schemas-microsoft-com:office:word" xmlns:w="http://schemas.openxmlformats.org/wordprocessingml/2006/main" xmlns:w14="http://schemas.microsoft.com/office/word/2010/wordml" xmlns:w15="http://schemas.microsoft.com/office/word/2012/wordml" xmlns:w16cex="http://schemas.microsoft.com/office/word/2018/wordml/cex" xmlns:w16cid="http://schemas.microsoft.com/office/word/2016/wordml/cid" xmlns:w16="http://schemas.microsoft.com/office/word/2018/wordml" xmlns:w16du="http://schemas.microsoft.com/office/word/2023/wordml/word16du" xmlns:w16sdtdh="http://schemas.microsoft.com/office/word/2020/wordml/sdtdatahash" xmlns:w16sdtfl="http://schemas.microsoft.com/office/word/2024/wordml/sdtformatlock" xmlns:w16se="http://schemas.microsoft.com/office/word/2015/wordml/symex" xmlns:wpg="http://schemas.microsoft.com/office/word/2010/wordprocessingGroup" xmlns:wpi="http://schemas.microsoft.com/office/word/2010/wordprocessingInk" xmlns:wne="http://schemas.microsoft.com/office/word/2006/wordml" xmlns:wps="http://schemas.microsoft.com/office/word/2010/wordprocessingShape" mc:Ignorable="w14 w15 w16se w16cid w16 w16cex w16sdtdh w16sdtfl w16du wp14">
+<w:hdr xmlns:wpc="http://schemas.microsoft.com/office/word/2010/wordprocessingCanvas" xmlns:cx="http://schemas.microsoft.com/office/drawing/2014/chartex" xmlns:cx1="http://schemas.microsoft.com/office/drawing/2015/9/8/chartex" xmlns:cx2="http://schemas.microsoft.com/office/drawing/2015/10/21/chartex" xmlns:cx3="http://schemas.microsoft.com/office/drawing/2016/5/9/chartex" xmlns:cx4="http://schemas.microsoft.com/office/drawing/2016/5/10/chartex" xmlns:cx5="http://schemas.microsoft.com/office/drawing/2016/5/11/chartex" xmlns:cx6="http://schemas.microsoft.com/office/drawing/2016/5/12/chartex" xmlns:cx7="http://schemas.microsoft.com/office/drawing/2016/5/13/chartex" xmlns:cx8="http://schemas.microsoft.com/office/drawing/2016/5/14/chartex" xmlns:mc="http://schemas.openxmlformats.org/markup-compatibility/2006" xmlns:aink="http://schemas.microsoft.com/office/drawing/2016/ink" xmlns:am3d="http://schemas.microsoft.com/office/drawing/2017/model3d" xmlns:o="urn:schemas-microsoft-com:office:office" xmlns:oel="http://schemas.microsoft.com/office/2019/extlst" xmlns:r="http://schemas.openxmlformats.org/officeDocument/2006/relationships" xmlns:m="http://schemas.openxmlformats.org/officeDocument/2006/math" xmlns:v="urn:schemas-microsoft-com:vml" xmlns:wp14="http://schemas.microsoft.com/office/word/2010/wordprocessingDrawing" xmlns:wp="http://schemas.openxmlformats.org/drawingml/2006/wordprocessingDrawing" xmlns:w10="urn:schemas-microsoft-com:office:word" xmlns:w="http://schemas.openxmlformats.org/wordprocessingml/2006/main" xmlns:w14="http://schemas.microsoft.com/office/word/2010/wordml" xmlns:w15="http://schemas.microsoft.com/office/word/2012/wordml" xmlns:w16cei="http://schemas.microsoft.com/office/word/2026/wordml/cei" xmlns:w16cex="http://schemas.microsoft.com/office/word/2018/wordml/cex" xmlns:w16cid="http://schemas.microsoft.com/office/word/2016/wordml/cid" xmlns:w16="http://schemas.microsoft.com/office/word/2018/wordml" xmlns:w16du="http://schemas.microsoft.com/office/word/2023/wordml/word16du" xmlns:w16sdtdh="http://schemas.microsoft.com/office/word/2020/wordml/sdtdatahash" xmlns:w16sdtfl="http://schemas.microsoft.com/office/word/2024/wordml/sdtformatlock" xmlns:w16se="http://schemas.microsoft.com/office/word/2015/wordml/symex" xmlns:wpg="http://schemas.microsoft.com/office/word/2010/wordprocessingGroup" xmlns:wpi="http://schemas.microsoft.com/office/word/2010/wordprocessingInk" xmlns:wne="http://schemas.microsoft.com/office/word/2006/wordml" xmlns:wps="http://schemas.microsoft.com/office/word/2010/wordprocessingShape" mc:Ignorable="w14 w15 w16se w16cid w16 w16cex w16sdtdh w16sdtfl w16du wp14">
   <w:p>
     <w:pPr>
       <w:pStyle w:val="a4"/>
@@ -4354,7 +4451,7 @@
 </file>
 
 <file path=word/header2.xml><?xml version="1.0" encoding="utf-8"?>
-<w:hdr xmlns:wpc="http://schemas.microsoft.com/office/word/2010/wordprocessingCanvas" xmlns:cx="http://schemas.microsoft.com/office/drawing/2014/chartex" xmlns:cx1="http://schemas.microsoft.com/office/drawing/2015/9/8/chartex" xmlns:cx2="http://schemas.microsoft.com/office/drawing/2015/10/21/chartex" xmlns:cx3="http://schemas.microsoft.com/office/drawing/2016/5/9/chartex" xmlns:cx4="http://schemas.microsoft.com/office/drawing/2016/5/10/chartex" xmlns:cx5="http://schemas.microsoft.com/office/drawing/2016/5/11/chartex" xmlns:cx6="http://schemas.microsoft.com/office/drawing/2016/5/12/chartex" xmlns:cx7="http://schemas.microsoft.com/office/drawing/2016/5/13/chartex" xmlns:cx8="http://schemas.microsoft.com/office/drawing/2016/5/14/chartex" xmlns:mc="http://schemas.openxmlformats.org/markup-compatibility/2006" xmlns:aink="http://schemas.microsoft.com/office/drawing/2016/ink" xmlns:am3d="http://schemas.microsoft.com/office/drawing/2017/model3d" xmlns:o="urn:schemas-microsoft-com:office:office" xmlns:oel="http://schemas.microsoft.com/office/2019/extlst" xmlns:r="http://schemas.openxmlformats.org/officeDocument/2006/relationships" xmlns:m="http://schemas.openxmlformats.org/officeDocument/2006/math" xmlns:v="urn:schemas-microsoft-com:vml" xmlns:wp14="http://schemas.microsoft.com/office/word/2010/wordprocessingDrawing" xmlns:wp="http://schemas.openxmlformats.org/drawingml/2006/wordprocessingDrawing" xmlns:w10="urn:schemas-microsoft-com:office:word" xmlns:w="http://schemas.openxmlformats.org/wordprocessingml/2006/main" xmlns:w14="http://schemas.microsoft.com/office/word/2010/wordml" xmlns:w15="http://schemas.microsoft.com/office/word/2012/wordml" xmlns:w16cex="http://schemas.microsoft.com/office/word/2018/wordml/cex" xmlns:w16cid="http://schemas.microsoft.com/office/word/2016/wordml/cid" xmlns:w16="http://schemas.microsoft.com/office/word/2018/wordml" xmlns:w16du="http://schemas.microsoft.com/office/word/2023/wordml/word16du" xmlns:w16sdtdh="http://schemas.microsoft.com/office/word/2020/wordml/sdtdatahash" xmlns:w16sdtfl="http://schemas.microsoft.com/office/word/2024/wordml/sdtformatlock" xmlns:w16se="http://schemas.microsoft.com/office/word/2015/wordml/symex" xmlns:wpg="http://schemas.microsoft.com/office/word/2010/wordprocessingGroup" xmlns:wpi="http://schemas.microsoft.com/office/word/2010/wordprocessingInk" xmlns:wne="http://schemas.microsoft.com/office/word/2006/wordml" xmlns:wps="http://schemas.microsoft.com/office/word/2010/wordprocessingShape" mc:Ignorable="w14 w15 w16se w16cid w16 w16cex w16sdtdh w16sdtfl w16du wp14">
+<w:hdr xmlns:wpc="http://schemas.microsoft.com/office/word/2010/wordprocessingCanvas" xmlns:cx="http://schemas.microsoft.com/office/drawing/2014/chartex" xmlns:cx1="http://schemas.microsoft.com/office/drawing/2015/9/8/chartex" xmlns:cx2="http://schemas.microsoft.com/office/drawing/2015/10/21/chartex" xmlns:cx3="http://schemas.microsoft.com/office/drawing/2016/5/9/chartex" xmlns:cx4="http://schemas.microsoft.com/office/drawing/2016/5/10/chartex" xmlns:cx5="http://schemas.microsoft.com/office/drawing/2016/5/11/chartex" xmlns:cx6="http://schemas.microsoft.com/office/drawing/2016/5/12/chartex" xmlns:cx7="http://schemas.microsoft.com/office/drawing/2016/5/13/chartex" xmlns:cx8="http://schemas.microsoft.com/office/drawing/2016/5/14/chartex" xmlns:mc="http://schemas.openxmlformats.org/markup-compatibility/2006" xmlns:aink="http://schemas.microsoft.com/office/drawing/2016/ink" xmlns:am3d="http://schemas.microsoft.com/office/drawing/2017/model3d" xmlns:o="urn:schemas-microsoft-com:office:office" xmlns:oel="http://schemas.microsoft.com/office/2019/extlst" xmlns:r="http://schemas.openxmlformats.org/officeDocument/2006/relationships" xmlns:m="http://schemas.openxmlformats.org/officeDocument/2006/math" xmlns:v="urn:schemas-microsoft-com:vml" xmlns:wp14="http://schemas.microsoft.com/office/word/2010/wordprocessingDrawing" xmlns:wp="http://schemas.openxmlformats.org/drawingml/2006/wordprocessingDrawing" xmlns:w10="urn:schemas-microsoft-com:office:word" xmlns:w="http://schemas.openxmlformats.org/wordprocessingml/2006/main" xmlns:w14="http://schemas.microsoft.com/office/word/2010/wordml" xmlns:w15="http://schemas.microsoft.com/office/word/2012/wordml" xmlns:w16cei="http://schemas.microsoft.com/office/word/2026/wordml/cei" xmlns:w16cex="http://schemas.microsoft.com/office/word/2018/wordml/cex" xmlns:w16cid="http://schemas.microsoft.com/office/word/2016/wordml/cid" xmlns:w16="http://schemas.microsoft.com/office/word/2018/wordml" xmlns:w16du="http://schemas.microsoft.com/office/word/2023/wordml/word16du" xmlns:w16sdtdh="http://schemas.microsoft.com/office/word/2020/wordml/sdtdatahash" xmlns:w16sdtfl="http://schemas.microsoft.com/office/word/2024/wordml/sdtformatlock" xmlns:w16se="http://schemas.microsoft.com/office/word/2015/wordml/symex" xmlns:wpg="http://schemas.microsoft.com/office/word/2010/wordprocessingGroup" xmlns:wpi="http://schemas.microsoft.com/office/word/2010/wordprocessingInk" xmlns:wne="http://schemas.microsoft.com/office/word/2006/wordml" xmlns:wps="http://schemas.microsoft.com/office/word/2010/wordprocessingShape" mc:Ignorable="w14 w15 w16se w16cid w16 w16cex w16sdtdh w16sdtfl w16du wp14">
   <w:p>
     <w:pPr>
       <w:pStyle w:val="a4"/>
@@ -4411,7 +4508,7 @@
 </file>
 
 <file path=word/numbering.xml><?xml version="1.0" encoding="utf-8"?>
-<w:numbering xmlns:wpc="http://schemas.microsoft.com/office/word/2010/wordprocessingCanvas" xmlns:cx="http://schemas.microsoft.com/office/drawing/2014/chartex" xmlns:cx1="http://schemas.microsoft.com/office/drawing/2015/9/8/chartex" xmlns:cx2="http://schemas.microsoft.com/office/drawing/2015/10/21/chartex" xmlns:cx3="http://schemas.microsoft.com/office/drawing/2016/5/9/chartex" xmlns:cx4="http://schemas.microsoft.com/office/drawing/2016/5/10/chartex" xmlns:cx5="http://schemas.microsoft.com/office/drawing/2016/5/11/chartex" xmlns:cx6="http://schemas.microsoft.com/office/drawing/2016/5/12/chartex" xmlns:cx7="http://schemas.microsoft.com/office/drawing/2016/5/13/chartex" xmlns:cx8="http://schemas.microsoft.com/office/drawing/2016/5/14/chartex" xmlns:mc="http://schemas.openxmlformats.org/markup-compatibility/2006" xmlns:aink="http://schemas.microsoft.com/office/drawing/2016/ink" xmlns:am3d="http://schemas.microsoft.com/office/drawing/2017/model3d" xmlns:o="urn:schemas-microsoft-com:office:office" xmlns:oel="http://schemas.microsoft.com/office/2019/extlst" xmlns:r="http://schemas.openxmlformats.org/officeDocument/2006/relationships" xmlns:m="http://schemas.openxmlformats.org/officeDocument/2006/math" xmlns:v="urn:schemas-microsoft-com:vml" xmlns:wp14="http://schemas.microsoft.com/office/word/2010/wordprocessingDrawing" xmlns:wp="http://schemas.openxmlformats.org/drawingml/2006/wordprocessingDrawing" xmlns:w10="urn:schemas-microsoft-com:office:word" xmlns:w="http://schemas.openxmlformats.org/wordprocessingml/2006/main" xmlns:w14="http://schemas.microsoft.com/office/word/2010/wordml" xmlns:w15="http://schemas.microsoft.com/office/word/2012/wordml" xmlns:w16cex="http://schemas.microsoft.com/office/word/2018/wordml/cex" xmlns:w16cid="http://schemas.microsoft.com/office/word/2016/wordml/cid" xmlns:w16="http://schemas.microsoft.com/office/word/2018/wordml" xmlns:w16du="http://schemas.microsoft.com/office/word/2023/wordml/word16du" xmlns:w16sdtdh="http://schemas.microsoft.com/office/word/2020/wordml/sdtdatahash" xmlns:w16sdtfl="http://schemas.microsoft.com/office/word/2024/wordml/sdtformatlock" xmlns:w16se="http://schemas.microsoft.com/office/word/2015/wordml/symex" xmlns:wpg="http://schemas.microsoft.com/office/word/2010/wordprocessingGroup" xmlns:wpi="http://schemas.microsoft.com/office/word/2010/wordprocessingInk" xmlns:wne="http://schemas.microsoft.com/office/word/2006/wordml" xmlns:wps="http://schemas.microsoft.com/office/word/2010/wordprocessingShape" mc:Ignorable="w14 w15 w16se w16cid w16 w16cex w16sdtdh w16sdtfl w16du wp14">
+<w:numbering xmlns:wpc="http://schemas.microsoft.com/office/word/2010/wordprocessingCanvas" xmlns:cx="http://schemas.microsoft.com/office/drawing/2014/chartex" xmlns:cx1="http://schemas.microsoft.com/office/drawing/2015/9/8/chartex" xmlns:cx2="http://schemas.microsoft.com/office/drawing/2015/10/21/chartex" xmlns:cx3="http://schemas.microsoft.com/office/drawing/2016/5/9/chartex" xmlns:cx4="http://schemas.microsoft.com/office/drawing/2016/5/10/chartex" xmlns:cx5="http://schemas.microsoft.com/office/drawing/2016/5/11/chartex" xmlns:cx6="http://schemas.microsoft.com/office/drawing/2016/5/12/chartex" xmlns:cx7="http://schemas.microsoft.com/office/drawing/2016/5/13/chartex" xmlns:cx8="http://schemas.microsoft.com/office/drawing/2016/5/14/chartex" xmlns:mc="http://schemas.openxmlformats.org/markup-compatibility/2006" xmlns:aink="http://schemas.microsoft.com/office/drawing/2016/ink" xmlns:am3d="http://schemas.microsoft.com/office/drawing/2017/model3d" xmlns:o="urn:schemas-microsoft-com:office:office" xmlns:oel="http://schemas.microsoft.com/office/2019/extlst" xmlns:r="http://schemas.openxmlformats.org/officeDocument/2006/relationships" xmlns:m="http://schemas.openxmlformats.org/officeDocument/2006/math" xmlns:v="urn:schemas-microsoft-com:vml" xmlns:wp14="http://schemas.microsoft.com/office/word/2010/wordprocessingDrawing" xmlns:wp="http://schemas.openxmlformats.org/drawingml/2006/wordprocessingDrawing" xmlns:w10="urn:schemas-microsoft-com:office:word" xmlns:w="http://schemas.openxmlformats.org/wordprocessingml/2006/main" xmlns:w14="http://schemas.microsoft.com/office/word/2010/wordml" xmlns:w15="http://schemas.microsoft.com/office/word/2012/wordml" xmlns:w16cei="http://schemas.microsoft.com/office/word/2026/wordml/cei" xmlns:w16cex="http://schemas.microsoft.com/office/word/2018/wordml/cex" xmlns:w16cid="http://schemas.microsoft.com/office/word/2016/wordml/cid" xmlns:w16="http://schemas.microsoft.com/office/word/2018/wordml" xmlns:w16du="http://schemas.microsoft.com/office/word/2023/wordml/word16du" xmlns:w16sdtdh="http://schemas.microsoft.com/office/word/2020/wordml/sdtdatahash" xmlns:w16sdtfl="http://schemas.microsoft.com/office/word/2024/wordml/sdtformatlock" xmlns:w16se="http://schemas.microsoft.com/office/word/2015/wordml/symex" xmlns:wpg="http://schemas.microsoft.com/office/word/2010/wordprocessingGroup" xmlns:wpi="http://schemas.microsoft.com/office/word/2010/wordprocessingInk" xmlns:wne="http://schemas.microsoft.com/office/word/2006/wordml" xmlns:wps="http://schemas.microsoft.com/office/word/2010/wordprocessingShape" mc:Ignorable="w14 w15 w16se w16cid w16 w16cex w16sdtdh w16sdtfl w16du wp14">
   <w:abstractNum w:abstractNumId="0" w15:restartNumberingAfterBreak="0">
     <w:nsid w:val="0B851FB7"/>
     <w:multiLevelType w:val="hybridMultilevel"/>
@@ -5249,7 +5346,7 @@
 </file>
 
 <file path=word/people.xml><?xml version="1.0" encoding="utf-8"?>
-<w15:people xmlns:wpc="http://schemas.microsoft.com/office/word/2010/wordprocessingCanvas" xmlns:cx="http://schemas.microsoft.com/office/drawing/2014/chartex" xmlns:cx1="http://schemas.microsoft.com/office/drawing/2015/9/8/chartex" xmlns:cx2="http://schemas.microsoft.com/office/drawing/2015/10/21/chartex" xmlns:cx3="http://schemas.microsoft.com/office/drawing/2016/5/9/chartex" xmlns:cx4="http://schemas.microsoft.com/office/drawing/2016/5/10/chartex" xmlns:cx5="http://schemas.microsoft.com/office/drawing/2016/5/11/chartex" xmlns:cx6="http://schemas.microsoft.com/office/drawing/2016/5/12/chartex" xmlns:cx7="http://schemas.microsoft.com/office/drawing/2016/5/13/chartex" xmlns:cx8="http://schemas.microsoft.com/office/drawing/2016/5/14/chartex" xmlns:mc="http://schemas.openxmlformats.org/markup-compatibility/2006" xmlns:aink="http://schemas.microsoft.com/office/drawing/2016/ink" xmlns:am3d="http://schemas.microsoft.com/office/drawing/2017/model3d" xmlns:o="urn:schemas-microsoft-com:office:office" xmlns:oel="http://schemas.microsoft.com/office/2019/extlst" xmlns:r="http://schemas.openxmlformats.org/officeDocument/2006/relationships" xmlns:m="http://schemas.openxmlformats.org/officeDocument/2006/math" xmlns:v="urn:schemas-microsoft-com:vml" xmlns:wp14="http://schemas.microsoft.com/office/word/2010/wordprocessingDrawing" xmlns:wp="http://schemas.openxmlformats.org/drawingml/2006/wordprocessingDrawing" xmlns:w10="urn:schemas-microsoft-com:office:word" xmlns:w="http://schemas.openxmlformats.org/wordprocessingml/2006/main" xmlns:w14="http://schemas.microsoft.com/office/word/2010/wordml" xmlns:w15="http://schemas.microsoft.com/office/word/2012/wordml" xmlns:w16cex="http://schemas.microsoft.com/office/word/2018/wordml/cex" xmlns:w16cid="http://schemas.microsoft.com/office/word/2016/wordml/cid" xmlns:w16="http://schemas.microsoft.com/office/word/2018/wordml" xmlns:w16du="http://schemas.microsoft.com/office/word/2023/wordml/word16du" xmlns:w16sdtdh="http://schemas.microsoft.com/office/word/2020/wordml/sdtdatahash" xmlns:w16sdtfl="http://schemas.microsoft.com/office/word/2024/wordml/sdtformatlock" xmlns:w16se="http://schemas.microsoft.com/office/word/2015/wordml/symex" xmlns:wpg="http://schemas.microsoft.com/office/word/2010/wordprocessingGroup" xmlns:wpi="http://schemas.microsoft.com/office/word/2010/wordprocessingInk" xmlns:wne="http://schemas.microsoft.com/office/word/2006/wordml" xmlns:wps="http://schemas.microsoft.com/office/word/2010/wordprocessingShape" mc:Ignorable="w14 w15 w16se w16cid w16 w16cex w16sdtdh w16sdtfl w16du wp14">
+<w15:people xmlns:wpc="http://schemas.microsoft.com/office/word/2010/wordprocessingCanvas" xmlns:cx="http://schemas.microsoft.com/office/drawing/2014/chartex" xmlns:cx1="http://schemas.microsoft.com/office/drawing/2015/9/8/chartex" xmlns:cx2="http://schemas.microsoft.com/office/drawing/2015/10/21/chartex" xmlns:cx3="http://schemas.microsoft.com/office/drawing/2016/5/9/chartex" xmlns:cx4="http://schemas.microsoft.com/office/drawing/2016/5/10/chartex" xmlns:cx5="http://schemas.microsoft.com/office/drawing/2016/5/11/chartex" xmlns:cx6="http://schemas.microsoft.com/office/drawing/2016/5/12/chartex" xmlns:cx7="http://schemas.microsoft.com/office/drawing/2016/5/13/chartex" xmlns:cx8="http://schemas.microsoft.com/office/drawing/2016/5/14/chartex" xmlns:mc="http://schemas.openxmlformats.org/markup-compatibility/2006" xmlns:aink="http://schemas.microsoft.com/office/drawing/2016/ink" xmlns:am3d="http://schemas.microsoft.com/office/drawing/2017/model3d" xmlns:o="urn:schemas-microsoft-com:office:office" xmlns:oel="http://schemas.microsoft.com/office/2019/extlst" xmlns:r="http://schemas.openxmlformats.org/officeDocument/2006/relationships" xmlns:m="http://schemas.openxmlformats.org/officeDocument/2006/math" xmlns:v="urn:schemas-microsoft-com:vml" xmlns:wp14="http://schemas.microsoft.com/office/word/2010/wordprocessingDrawing" xmlns:wp="http://schemas.openxmlformats.org/drawingml/2006/wordprocessingDrawing" xmlns:w10="urn:schemas-microsoft-com:office:word" xmlns:w="http://schemas.openxmlformats.org/wordprocessingml/2006/main" xmlns:w14="http://schemas.microsoft.com/office/word/2010/wordml" xmlns:w15="http://schemas.microsoft.com/office/word/2012/wordml" xmlns:w16cei="http://schemas.microsoft.com/office/word/2026/wordml/cei" xmlns:w16cex="http://schemas.microsoft.com/office/word/2018/wordml/cex" xmlns:w16cid="http://schemas.microsoft.com/office/word/2016/wordml/cid" xmlns:w16="http://schemas.microsoft.com/office/word/2018/wordml" xmlns:w16du="http://schemas.microsoft.com/office/word/2023/wordml/word16du" xmlns:w16sdtdh="http://schemas.microsoft.com/office/word/2020/wordml/sdtdatahash" xmlns:w16sdtfl="http://schemas.microsoft.com/office/word/2024/wordml/sdtformatlock" xmlns:w16se="http://schemas.microsoft.com/office/word/2015/wordml/symex" xmlns:wpg="http://schemas.microsoft.com/office/word/2010/wordprocessingGroup" xmlns:wpi="http://schemas.microsoft.com/office/word/2010/wordprocessingInk" xmlns:wne="http://schemas.microsoft.com/office/word/2006/wordml" xmlns:wps="http://schemas.microsoft.com/office/word/2010/wordprocessingShape" mc:Ignorable="w14 w15 w16se w16cid w16 w16cex w16sdtdh w16sdtfl w16du wp14">
   <w15:person w15:author="김효정">
     <w15:presenceInfo w15:providerId="AD" w15:userId="S::khj@adqua1.onmicrosoft.com::624034ac-7fae-4466-964c-a30253406055"/>
   </w15:person>
@@ -5658,6 +5755,7 @@
   <w:style w:type="character" w:default="1" w:styleId="a0">
     <w:name w:val="Default Paragraph Font"/>
     <w:uiPriority w:val="1"/>
+    <w:semiHidden/>
     <w:unhideWhenUsed/>
   </w:style>
   <w:style w:type="table" w:default="1" w:styleId="a1">

--- a/template_corp_amend.docx
+++ b/template_corp_amend.docx
@@ -1962,48 +1962,45 @@
               <w:t xml:space="preserve">일금 </w:t>
             </w:r>
             <w:r>
-              <w:t>{{ already_paid_kr }}</w:t>
-            </w:r>
-            <w:r>
               <w:rPr>
                 <w:rFonts w:hint="eastAsia"/>
               </w:rPr>
-              <w:t xml:space="preserve">원 </w:t>
-            </w:r>
-            <w:r>
-              <w:rPr>
-                <w:rFonts w:asciiTheme="minorEastAsia" w:eastAsiaTheme="minorEastAsia" w:hAnsiTheme="minorEastAsia" w:cs="굴림" w:hint="eastAsia"/>
-                <w:kern w:val="0"/>
-                <w:sz w:val="18"/>
-                <w:szCs w:val="18"/>
-              </w:rPr>
-              <w:t xml:space="preserve">            정( </w:t>
-            </w:r>
-            <w:r>
-              <w:rPr>
-                <w:rFonts w:asciiTheme="minorEastAsia" w:eastAsiaTheme="minorEastAsia" w:hAnsiTheme="minorEastAsia" w:hint="eastAsia"/>
-                <w:sz w:val="18"/>
-                <w:szCs w:val="18"/>
-              </w:rPr>
-              <w:t>\</w:t>
-            </w:r>
-            <w:r>
-              <w:t>{{ already_paid_prepay }}</w:t>
+              <w:t xml:space="preserve">          </w:t>
             </w:r>
             <w:r>
               <w:rPr>
                 <w:rFonts w:hint="eastAsia"/>
-              </w:rPr>
-              <w:t xml:space="preserve"> </w:t>
-            </w:r>
-            <w:r>
-              <w:rPr>
-                <w:rFonts w:asciiTheme="minorEastAsia" w:eastAsiaTheme="minorEastAsia" w:hAnsiTheme="minorEastAsia" w:cs="굴림" w:hint="eastAsia"/>
-                <w:kern w:val="0"/>
-                <w:sz w:val="18"/>
-                <w:szCs w:val="18"/>
-              </w:rPr>
-              <w:t xml:space="preserve">)은 </w:t>
+                <w:sz w:val="18"/>
+                <w:szCs w:val="20"/>
+              </w:rPr>
+              <w:t>원</w:t>
+            </w:r>
+            <w:r>
+              <w:rPr>
+                <w:rFonts w:asciiTheme="minorEastAsia" w:eastAsiaTheme="minorEastAsia" w:hAnsiTheme="minorEastAsia" w:cs="굴림" w:hint="eastAsia"/>
+                <w:kern w:val="0"/>
+                <w:sz w:val="18"/>
+                <w:szCs w:val="18"/>
+              </w:rPr>
+              <w:t>정</w:t>
+            </w:r>
+            <w:r>
+              <w:rPr>
+                <w:rFonts w:asciiTheme="minorEastAsia" w:eastAsiaTheme="minorEastAsia" w:hAnsiTheme="minorEastAsia" w:cs="굴림" w:hint="eastAsia"/>
+                <w:kern w:val="0"/>
+                <w:sz w:val="18"/>
+                <w:szCs w:val="18"/>
+              </w:rPr>
+              <w:t xml:space="preserve"> (\             )</w:t>
+            </w:r>
+            <w:r>
+              <w:rPr>
+                <w:rFonts w:asciiTheme="minorEastAsia" w:eastAsiaTheme="minorEastAsia" w:hAnsiTheme="minorEastAsia" w:cs="굴림" w:hint="eastAsia"/>
+                <w:kern w:val="0"/>
+                <w:sz w:val="18"/>
+                <w:szCs w:val="18"/>
+              </w:rPr>
+              <w:t xml:space="preserve">은 </w:t>
             </w:r>
             <w:r>
               <w:rPr>
@@ -2069,16 +2066,13 @@
               <w:t>’</w:t>
             </w:r>
             <w:r>
-              <w:t xml:space="preserve"> </w:t>
-            </w:r>
-            <w:r>
-              <w:t>{{ already_paid_ymd }}</w:t>
-            </w:r>
-            <w:r>
-              <w:rPr>
-                <w:rFonts w:hint="eastAsia"/>
-              </w:rPr>
-              <w:t xml:space="preserve"> </w:t>
+              <w:rPr>
+                <w:rFonts w:asciiTheme="minorEastAsia" w:eastAsiaTheme="minorEastAsia" w:hAnsiTheme="minorEastAsia" w:cs="굴림" w:hint="eastAsia"/>
+                <w:kern w:val="0"/>
+                <w:sz w:val="18"/>
+                <w:szCs w:val="18"/>
+              </w:rPr>
+              <w:t xml:space="preserve">에게      년    월   일 </w:t>
             </w:r>
             <w:r>
               <w:rPr>

--- a/template_corp_amend.docx
+++ b/template_corp_amend.docx
@@ -1404,7 +1404,7 @@
                     <w:autoSpaceDE/>
                     <w:autoSpaceDN/>
                     <w:snapToGrid w:val="0"/>
-                    <w:jc w:val="center"/>
+                    <w:jc w:val="right"/>
                     <w:rPr>
                       <w:rFonts w:asciiTheme="minorEastAsia" w:eastAsiaTheme="minorEastAsia" w:hAnsiTheme="minorEastAsia" w:cs="굴림"/>
                       <w:kern w:val="0"/>
@@ -1448,7 +1448,7 @@
                     <w:autoSpaceDN/>
                     <w:snapToGrid w:val="0"/>
                     <w:ind w:right="4"/>
-                    <w:jc w:val="center"/>
+                    <w:jc w:val="right"/>
                     <w:rPr>
                       <w:rFonts w:asciiTheme="minorEastAsia" w:eastAsiaTheme="minorEastAsia" w:hAnsiTheme="minorEastAsia" w:cs="굴림"/>
                       <w:kern w:val="0"/>
@@ -1491,7 +1491,7 @@
                     <w:autoSpaceDE/>
                     <w:autoSpaceDN/>
                     <w:snapToGrid w:val="0"/>
-                    <w:jc w:val="left"/>
+                    <w:jc w:val="center"/>
                     <w:rPr>
                       <w:rFonts w:asciiTheme="minorEastAsia" w:eastAsiaTheme="minorEastAsia" w:hAnsiTheme="minorEastAsia" w:cs="굴림"/>
                       <w:kern w:val="0"/>
@@ -1506,7 +1506,7 @@
                       <w:sz w:val="14"/>
                       <w:szCs w:val="16"/>
                     </w:rPr>
-                    <w:t xml:space="preserve"> {</w:t>
+                    <w:t>{</w:t>
                   </w:r>
                   <w:r>
                     <w:rPr>
@@ -1607,7 +1607,7 @@
                     <w:autoSpaceDE/>
                     <w:autoSpaceDN/>
                     <w:snapToGrid w:val="0"/>
-                    <w:jc w:val="center"/>
+                    <w:jc w:val="right"/>
                     <w:rPr>
                       <w:rFonts w:asciiTheme="minorEastAsia" w:eastAsiaTheme="minorEastAsia" w:hAnsiTheme="minorEastAsia" w:cs="굴림"/>
                       <w:kern w:val="0"/>
@@ -1650,7 +1650,7 @@
                     <w:autoSpaceDE/>
                     <w:autoSpaceDN/>
                     <w:snapToGrid w:val="0"/>
-                    <w:jc w:val="center"/>
+                    <w:jc w:val="right"/>
                     <w:rPr>
                       <w:rFonts w:asciiTheme="minorEastAsia" w:eastAsiaTheme="minorEastAsia" w:hAnsiTheme="minorEastAsia" w:cs="굴림"/>
                       <w:kern w:val="0"/>
@@ -1693,7 +1693,7 @@
                     <w:autoSpaceDE/>
                     <w:autoSpaceDN/>
                     <w:snapToGrid w:val="0"/>
-                    <w:jc w:val="left"/>
+                    <w:jc w:val="center"/>
                     <w:rPr>
                       <w:rFonts w:asciiTheme="minorEastAsia" w:eastAsiaTheme="minorEastAsia" w:hAnsiTheme="minorEastAsia" w:cs="굴림"/>
                       <w:kern w:val="0"/>
@@ -1701,15 +1701,6 @@
                       <w:szCs w:val="16"/>
                     </w:rPr>
                   </w:pPr>
-                  <w:r>
-                    <w:rPr>
-                      <w:rFonts w:asciiTheme="minorEastAsia" w:eastAsiaTheme="minorEastAsia" w:hAnsiTheme="minorEastAsia" w:cs="굴림" w:hint="eastAsia"/>
-                      <w:kern w:val="0"/>
-                      <w:sz w:val="14"/>
-                      <w:szCs w:val="16"/>
-                    </w:rPr>
-                    <w:t xml:space="preserve"> </w:t>
-                  </w:r>
                   <w:r>
                     <w:rPr>
                       <w:sz w:val="14"/>
@@ -1799,7 +1790,7 @@
                     <w:autoSpaceDE/>
                     <w:autoSpaceDN/>
                     <w:snapToGrid w:val="0"/>
-                    <w:jc w:val="center"/>
+                    <w:jc w:val="right"/>
                     <w:rPr>
                       <w:rFonts w:asciiTheme="minorEastAsia" w:eastAsiaTheme="minorEastAsia" w:hAnsiTheme="minorEastAsia" w:cs="굴림"/>
                       <w:kern w:val="0"/>
@@ -1842,7 +1833,7 @@
                     <w:autoSpaceDE/>
                     <w:autoSpaceDN/>
                     <w:snapToGrid w:val="0"/>
-                    <w:jc w:val="center"/>
+                    <w:jc w:val="right"/>
                     <w:rPr>
                       <w:rFonts w:asciiTheme="minorEastAsia" w:eastAsiaTheme="minorEastAsia" w:hAnsiTheme="minorEastAsia" w:cs="굴림"/>
                       <w:kern w:val="0"/>
